--- a/1_Documentazione/documentazione 322.docx
+++ b/1_Documentazione/documentazione 322.docx
@@ -2,23 +2,1225 @@
 <file path=word/document.xml><?xml version="1.0" encoding="utf-8"?>
 <w:document xmlns:wpc="http://schemas.microsoft.com/office/word/2010/wordprocessingCanvas" xmlns:cx="http://schemas.microsoft.com/office/drawing/2014/chartex" xmlns:cx1="http://schemas.microsoft.com/office/drawing/2015/9/8/chartex" xmlns:cx2="http://schemas.microsoft.com/office/drawing/2015/10/21/chartex" xmlns:cx3="http://schemas.microsoft.com/office/drawing/2016/5/9/chartex" xmlns:cx4="http://schemas.microsoft.com/office/drawing/2016/5/10/chartex" xmlns:cx5="http://schemas.microsoft.com/office/drawing/2016/5/11/chartex" xmlns:cx6="http://schemas.microsoft.com/office/drawing/2016/5/12/chartex" xmlns:cx7="http://schemas.microsoft.com/office/drawing/2016/5/13/chartex" xmlns:cx8="http://schemas.microsoft.com/office/drawing/2016/5/14/chartex" xmlns:mc="http://schemas.openxmlformats.org/markup-compatibility/2006" xmlns:aink="http://schemas.microsoft.com/office/drawing/2016/ink" xmlns:am3d="http://schemas.microsoft.com/office/drawing/2017/model3d" xmlns:o="urn:schemas-microsoft-com:office:office" xmlns:oel="http://schemas.microsoft.com/office/2019/extlst" xmlns:r="http://schemas.openxmlformats.org/officeDocument/2006/relationships" xmlns:m="http://schemas.openxmlformats.org/officeDocument/2006/math" xmlns:v="urn:schemas-microsoft-com:vml" xmlns:wp14="http://schemas.microsoft.com/office/word/2010/wordprocessingDrawing" xmlns:wp="http://schemas.openxmlformats.org/drawingml/2006/wordprocessingDrawing" xmlns:w10="urn:schemas-microsoft-com:office:word" xmlns:w="http://schemas.openxmlformats.org/wordprocessingml/2006/main" xmlns:w14="http://schemas.microsoft.com/office/word/2010/wordml" xmlns:w15="http://schemas.microsoft.com/office/word/2012/wordml" xmlns:w16cex="http://schemas.microsoft.com/office/word/2018/wordml/cex" xmlns:w16cid="http://schemas.microsoft.com/office/word/2016/wordml/cid" xmlns:w16="http://schemas.microsoft.com/office/word/2018/wordml" xmlns:w16sdtdh="http://schemas.microsoft.com/office/word/2020/wordml/sdtdatahash" xmlns:w16se="http://schemas.microsoft.com/office/word/2015/wordml/symex" xmlns:wpg="http://schemas.microsoft.com/office/word/2010/wordprocessingGroup" xmlns:wpi="http://schemas.microsoft.com/office/word/2010/wordprocessingInk" xmlns:wne="http://schemas.microsoft.com/office/word/2006/wordml" xmlns:wps="http://schemas.microsoft.com/office/word/2010/wordprocessingShape" mc:Ignorable="w14 w15 w16se w16cid w16 w16cex w16sdtdh wp14">
   <w:body>
+    <w:bookmarkStart w:id="0" w:name="_Hlk229147581" w:displacedByCustomXml="next"/>
+    <w:bookmarkEnd w:id="0" w:displacedByCustomXml="next"/>
+    <w:sdt>
+      <w:sdtPr>
+        <w:id w:val="487369762"/>
+        <w:docPartObj>
+          <w:docPartGallery w:val="Cover Pages"/>
+          <w:docPartUnique/>
+        </w:docPartObj>
+      </w:sdtPr>
+      <w:sdtEndPr/>
+      <w:sdtContent>
+        <w:p>
+          <w:r>
+            <w:rPr>
+              <w:noProof/>
+            </w:rPr>
+            <mc:AlternateContent>
+              <mc:Choice Requires="wpg">
+                <w:drawing>
+                  <wp:anchor distT="0" distB="0" distL="114300" distR="114300" simplePos="0" relativeHeight="251659264" behindDoc="1" locked="0" layoutInCell="1" allowOverlap="1" wp14:anchorId="7EE5FCAE" wp14:editId="581BA1BC">
+                    <wp:simplePos x="0" y="0"/>
+                    <wp:positionH relativeFrom="page">
+                      <wp:align>center</wp:align>
+                    </wp:positionH>
+                    <wp:positionV relativeFrom="page">
+                      <wp:align>center</wp:align>
+                    </wp:positionV>
+                    <wp:extent cx="6864824" cy="9123528"/>
+                    <wp:effectExtent l="0" t="0" r="2540" b="635"/>
+                    <wp:wrapNone/>
+                    <wp:docPr id="193" name="Gruppo 193"/>
+                    <wp:cNvGraphicFramePr/>
+                    <a:graphic xmlns:a="http://schemas.openxmlformats.org/drawingml/2006/main">
+                      <a:graphicData uri="http://schemas.microsoft.com/office/word/2010/wordprocessingGroup">
+                        <wpg:wgp>
+                          <wpg:cNvGrpSpPr/>
+                          <wpg:grpSpPr>
+                            <a:xfrm>
+                              <a:off x="0" y="0"/>
+                              <a:ext cx="6864824" cy="9123528"/>
+                              <a:chOff x="0" y="0"/>
+                              <a:chExt cx="6864824" cy="9123528"/>
+                            </a:xfrm>
+                          </wpg:grpSpPr>
+                          <wps:wsp>
+                            <wps:cNvPr id="194" name="Rettangolo 194"/>
+                            <wps:cNvSpPr/>
+                            <wps:spPr>
+                              <a:xfrm>
+                                <a:off x="0" y="0"/>
+                                <a:ext cx="6858000" cy="1371600"/>
+                              </a:xfrm>
+                              <a:prstGeom prst="rect">
+                                <a:avLst/>
+                              </a:prstGeom>
+                              <a:solidFill>
+                                <a:schemeClr val="accent1"/>
+                              </a:solidFill>
+                              <a:ln>
+                                <a:noFill/>
+                              </a:ln>
+                            </wps:spPr>
+                            <wps:style>
+                              <a:lnRef idx="2">
+                                <a:schemeClr val="accent1">
+                                  <a:shade val="50000"/>
+                                </a:schemeClr>
+                              </a:lnRef>
+                              <a:fillRef idx="1">
+                                <a:schemeClr val="accent1"/>
+                              </a:fillRef>
+                              <a:effectRef idx="0">
+                                <a:schemeClr val="accent1"/>
+                              </a:effectRef>
+                              <a:fontRef idx="minor">
+                                <a:schemeClr val="lt1"/>
+                              </a:fontRef>
+                            </wps:style>
+                            <wps:bodyPr rot="0" spcFirstLastPara="0" vertOverflow="overflow" horzOverflow="overflow" vert="horz" wrap="square" lIns="91440" tIns="45720" rIns="91440" bIns="45720" numCol="1" spcCol="0" rtlCol="0" fromWordArt="0" anchor="ctr" anchorCtr="0" forceAA="0" compatLnSpc="1">
+                              <a:prstTxWarp prst="textNoShape">
+                                <a:avLst/>
+                              </a:prstTxWarp>
+                              <a:noAutofit/>
+                            </wps:bodyPr>
+                          </wps:wsp>
+                          <wps:wsp>
+                            <wps:cNvPr id="195" name="Rettangolo 195"/>
+                            <wps:cNvSpPr/>
+                            <wps:spPr>
+                              <a:xfrm>
+                                <a:off x="0" y="4094328"/>
+                                <a:ext cx="6858000" cy="5029200"/>
+                              </a:xfrm>
+                              <a:prstGeom prst="rect">
+                                <a:avLst/>
+                              </a:prstGeom>
+                              <a:solidFill>
+                                <a:schemeClr val="accent1"/>
+                              </a:solidFill>
+                              <a:ln>
+                                <a:noFill/>
+                              </a:ln>
+                            </wps:spPr>
+                            <wps:style>
+                              <a:lnRef idx="2">
+                                <a:schemeClr val="accent1">
+                                  <a:shade val="50000"/>
+                                </a:schemeClr>
+                              </a:lnRef>
+                              <a:fillRef idx="1">
+                                <a:schemeClr val="accent1"/>
+                              </a:fillRef>
+                              <a:effectRef idx="0">
+                                <a:schemeClr val="accent1"/>
+                              </a:effectRef>
+                              <a:fontRef idx="minor">
+                                <a:schemeClr val="lt1"/>
+                              </a:fontRef>
+                            </wps:style>
+                            <wps:txbx>
+                              <w:txbxContent>
+                                <w:sdt>
+                                  <w:sdtPr>
+                                    <w:rPr>
+                                      <w:color w:val="FFFFFF" w:themeColor="background1"/>
+                                    </w:rPr>
+                                    <w:alias w:val="Autore"/>
+                                    <w:tag w:val=""/>
+                                    <w:id w:val="945428907"/>
+                                    <w:dataBinding w:prefixMappings="xmlns:ns0='http://purl.org/dc/elements/1.1/' xmlns:ns1='http://schemas.openxmlformats.org/package/2006/metadata/core-properties' " w:xpath="/ns1:coreProperties[1]/ns0:creator[1]" w:storeItemID="{6C3C8BC8-F283-45AE-878A-BAB7291924A1}"/>
+                                    <w:text/>
+                                  </w:sdtPr>
+                                  <w:sdtEndPr/>
+                                  <w:sdtContent>
+                                    <w:p>
+                                      <w:pPr>
+                                        <w:pStyle w:val="Nessunaspaziatura"/>
+                                        <w:spacing w:before="120"/>
+                                        <w:jc w:val="center"/>
+                                        <w:rPr>
+                                          <w:color w:val="FFFFFF" w:themeColor="background1"/>
+                                        </w:rPr>
+                                      </w:pPr>
+                                      <w:proofErr w:type="spellStart"/>
+                                      <w:r>
+                                        <w:rPr>
+                                          <w:color w:val="FFFFFF" w:themeColor="background1"/>
+                                        </w:rPr>
+                                        <w:t>Yehor</w:t>
+                                      </w:r>
+                                      <w:proofErr w:type="spellEnd"/>
+                                      <w:r>
+                                        <w:rPr>
+                                          <w:color w:val="FFFFFF" w:themeColor="background1"/>
+                                        </w:rPr>
+                                        <w:t>, Fabio, Riccardo</w:t>
+                                      </w:r>
+                                    </w:p>
+                                  </w:sdtContent>
+                                </w:sdt>
+                                <w:p>
+                                  <w:pPr>
+                                    <w:pStyle w:val="Nessunaspaziatura"/>
+                                    <w:spacing w:before="120"/>
+                                    <w:jc w:val="center"/>
+                                    <w:rPr>
+                                      <w:color w:val="FFFFFF" w:themeColor="background1"/>
+                                    </w:rPr>
+                                  </w:pPr>
+                                  <w:sdt>
+                                    <w:sdtPr>
+                                      <w:rPr>
+                                        <w:caps/>
+                                        <w:color w:val="FFFFFF" w:themeColor="background1"/>
+                                      </w:rPr>
+                                      <w:alias w:val="Società"/>
+                                      <w:tag w:val=""/>
+                                      <w:id w:val="1618182777"/>
+                                      <w:dataBinding w:prefixMappings="xmlns:ns0='http://schemas.openxmlformats.org/officeDocument/2006/extended-properties' " w:xpath="/ns0:Properties[1]/ns0:Company[1]" w:storeItemID="{6668398D-A668-4E3E-A5EB-62B293D839F1}"/>
+                                      <w:text/>
+                                    </w:sdtPr>
+                                    <w:sdtEndPr/>
+                                    <w:sdtContent>
+                                      <w:r>
+                                        <w:rPr>
+                                          <w:caps/>
+                                          <w:color w:val="FFFFFF" w:themeColor="background1"/>
+                                        </w:rPr>
+                                        <w:t>My library</w:t>
+                                      </w:r>
+                                    </w:sdtContent>
+                                  </w:sdt>
+                                  <w:r>
+                                    <w:rPr>
+                                      <w:color w:val="FFFFFF" w:themeColor="background1"/>
+                                      <w:lang w:val="it-IT"/>
+                                    </w:rPr>
+                                    <w:t>  </w:t>
+                                  </w:r>
+                                  <w:sdt>
+                                    <w:sdtPr>
+                                      <w:rPr>
+                                        <w:color w:val="FFFFFF" w:themeColor="background1"/>
+                                      </w:rPr>
+                                      <w:alias w:val="Indirizzo"/>
+                                      <w:tag w:val=""/>
+                                      <w:id w:val="-253358678"/>
+                                      <w:showingPlcHdr/>
+                                      <w:dataBinding w:prefixMappings="xmlns:ns0='http://schemas.microsoft.com/office/2006/coverPageProps' " w:xpath="/ns0:CoverPageProperties[1]/ns0:CompanyAddress[1]" w:storeItemID="{55AF091B-3C7A-41E3-B477-F2FDAA23CFDA}"/>
+                                      <w:text/>
+                                    </w:sdtPr>
+                                    <w:sdtEndPr/>
+                                    <w:sdtContent>
+                                      <w:r>
+                                        <w:rPr>
+                                          <w:color w:val="FFFFFF" w:themeColor="background1"/>
+                                        </w:rPr>
+                                        <w:t xml:space="preserve">     </w:t>
+                                      </w:r>
+                                    </w:sdtContent>
+                                  </w:sdt>
+                                </w:p>
+                              </w:txbxContent>
+                            </wps:txbx>
+                            <wps:bodyPr rot="0" spcFirstLastPara="0" vertOverflow="overflow" horzOverflow="overflow" vert="horz" wrap="square" lIns="457200" tIns="731520" rIns="457200" bIns="457200" numCol="1" spcCol="0" rtlCol="0" fromWordArt="0" anchor="b" anchorCtr="0" forceAA="0" compatLnSpc="1">
+                              <a:prstTxWarp prst="textNoShape">
+                                <a:avLst/>
+                              </a:prstTxWarp>
+                              <a:noAutofit/>
+                            </wps:bodyPr>
+                          </wps:wsp>
+                          <wps:wsp>
+                            <wps:cNvPr id="196" name="Casella di testo 196"/>
+                            <wps:cNvSpPr txBox="1"/>
+                            <wps:spPr>
+                              <a:xfrm>
+                                <a:off x="6824" y="1371600"/>
+                                <a:ext cx="6858000" cy="2722728"/>
+                              </a:xfrm>
+                              <a:prstGeom prst="rect">
+                                <a:avLst/>
+                              </a:prstGeom>
+                              <a:solidFill>
+                                <a:schemeClr val="bg1"/>
+                              </a:solidFill>
+                              <a:ln w="6350">
+                                <a:noFill/>
+                              </a:ln>
+                              <a:effectLst/>
+                            </wps:spPr>
+                            <wps:style>
+                              <a:lnRef idx="0">
+                                <a:schemeClr val="accent1"/>
+                              </a:lnRef>
+                              <a:fillRef idx="0">
+                                <a:schemeClr val="accent1"/>
+                              </a:fillRef>
+                              <a:effectRef idx="0">
+                                <a:schemeClr val="accent1"/>
+                              </a:effectRef>
+                              <a:fontRef idx="minor">
+                                <a:schemeClr val="dk1"/>
+                              </a:fontRef>
+                            </wps:style>
+                            <wps:txbx>
+                              <w:txbxContent>
+                                <w:p>
+                                  <w:pPr>
+                                    <w:pStyle w:val="Nessunaspaziatura"/>
+                                    <w:jc w:val="center"/>
+                                    <w:rPr>
+                                      <w:rFonts w:asciiTheme="majorHAnsi" w:eastAsiaTheme="majorEastAsia" w:hAnsiTheme="majorHAnsi" w:cstheme="majorBidi"/>
+                                      <w:caps/>
+                                      <w:color w:val="156082" w:themeColor="accent1"/>
+                                      <w:sz w:val="72"/>
+                                      <w:szCs w:val="72"/>
+                                    </w:rPr>
+                                  </w:pPr>
+                                  <w:sdt>
+                                    <w:sdtPr>
+                                      <w:rPr>
+                                        <w:rFonts w:asciiTheme="majorHAnsi" w:eastAsiaTheme="majorEastAsia" w:hAnsiTheme="majorHAnsi" w:cstheme="majorBidi"/>
+                                        <w:caps/>
+                                        <w:color w:val="156082" w:themeColor="accent1"/>
+                                        <w:sz w:val="72"/>
+                                        <w:szCs w:val="72"/>
+                                      </w:rPr>
+                                      <w:alias w:val="Titolo"/>
+                                      <w:tag w:val=""/>
+                                      <w:id w:val="-9991715"/>
+                                      <w:dataBinding w:prefixMappings="xmlns:ns0='http://purl.org/dc/elements/1.1/' xmlns:ns1='http://schemas.openxmlformats.org/package/2006/metadata/core-properties' " w:xpath="/ns1:coreProperties[1]/ns0:title[1]" w:storeItemID="{6C3C8BC8-F283-45AE-878A-BAB7291924A1}"/>
+                                      <w:text/>
+                                    </w:sdtPr>
+                                    <w:sdtEndPr/>
+                                    <w:sdtContent>
+                                      <w:r>
+                                        <w:rPr>
+                                          <w:rFonts w:asciiTheme="majorHAnsi" w:eastAsiaTheme="majorEastAsia" w:hAnsiTheme="majorHAnsi" w:cstheme="majorBidi"/>
+                                          <w:caps/>
+                                          <w:color w:val="156082" w:themeColor="accent1"/>
+                                          <w:sz w:val="72"/>
+                                          <w:szCs w:val="72"/>
+                                        </w:rPr>
+                                        <w:t>DOCUMENTAZIONE</w:t>
+                                      </w:r>
+                                      <w:r>
+                                        <w:rPr>
+                                          <w:rFonts w:asciiTheme="majorHAnsi" w:eastAsiaTheme="majorEastAsia" w:hAnsiTheme="majorHAnsi" w:cstheme="majorBidi"/>
+                                          <w:caps/>
+                                          <w:color w:val="156082" w:themeColor="accent1"/>
+                                          <w:sz w:val="72"/>
+                                          <w:szCs w:val="72"/>
+                                        </w:rPr>
+                                        <w:t xml:space="preserve">          </w:t>
+                                      </w:r>
+                                      <w:r>
+                                        <w:rPr>
+                                          <w:rFonts w:asciiTheme="majorHAnsi" w:eastAsiaTheme="majorEastAsia" w:hAnsiTheme="majorHAnsi" w:cstheme="majorBidi"/>
+                                          <w:caps/>
+                                          <w:color w:val="156082" w:themeColor="accent1"/>
+                                          <w:sz w:val="72"/>
+                                          <w:szCs w:val="72"/>
+                                        </w:rPr>
+                                        <w:t>M322</w:t>
+                                      </w:r>
+                                    </w:sdtContent>
+                                  </w:sdt>
+                                  <w:r>
+                                    <w:rPr>
+                                      <w:rFonts w:asciiTheme="majorHAnsi" w:eastAsiaTheme="majorEastAsia" w:hAnsiTheme="majorHAnsi" w:cstheme="majorBidi"/>
+                                      <w:caps/>
+                                      <w:color w:val="156082" w:themeColor="accent1"/>
+                                      <w:sz w:val="72"/>
+                                      <w:szCs w:val="72"/>
+                                    </w:rPr>
+                                    <w:t xml:space="preserve"> + LABO 2</w:t>
+                                  </w:r>
+                                </w:p>
+                              </w:txbxContent>
+                            </wps:txbx>
+                            <wps:bodyPr rot="0" spcFirstLastPara="0" vertOverflow="overflow" horzOverflow="overflow" vert="horz" wrap="square" lIns="457200" tIns="91440" rIns="457200" bIns="91440" numCol="1" spcCol="0" rtlCol="0" fromWordArt="0" anchor="ctr" anchorCtr="0" forceAA="0" compatLnSpc="1">
+                              <a:prstTxWarp prst="textNoShape">
+                                <a:avLst/>
+                              </a:prstTxWarp>
+                              <a:noAutofit/>
+                            </wps:bodyPr>
+                          </wps:wsp>
+                        </wpg:wgp>
+                      </a:graphicData>
+                    </a:graphic>
+                    <wp14:sizeRelH relativeFrom="page">
+                      <wp14:pctWidth>88200</wp14:pctWidth>
+                    </wp14:sizeRelH>
+                    <wp14:sizeRelV relativeFrom="page">
+                      <wp14:pctHeight>90900</wp14:pctHeight>
+                    </wp14:sizeRelV>
+                  </wp:anchor>
+                </w:drawing>
+              </mc:Choice>
+              <mc:Fallback>
+                <w:pict>
+                  <v:group w14:anchorId="7EE5FCAE" id="Gruppo 193" o:spid="_x0000_s1026" style="position:absolute;margin-left:0;margin-top:0;width:540.55pt;height:718.4pt;z-index:-251657216;mso-width-percent:882;mso-height-percent:909;mso-position-horizontal:center;mso-position-horizontal-relative:page;mso-position-vertical:center;mso-position-vertical-relative:page;mso-width-percent:882;mso-height-percent:909" coordsize="68648,91235" o:gfxdata="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">
+                    <v:rect id="Rettangolo 194" o:spid="_x0000_s1027" style="position:absolute;width:68580;height:13716;visibility:visible;mso-wrap-style:square;v-text-anchor:middle" o:gfxdata="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" fillcolor="#156082 [3204]" stroked="f" strokeweight="1pt"/>
+                    <v:rect id="Rettangolo 195" o:spid="_x0000_s1028" style="position:absolute;top:40943;width:68580;height:50292;visibility:visible;mso-wrap-style:square;v-text-anchor:bottom" o:gfxdata="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" fillcolor="#156082 [3204]" stroked="f" strokeweight="1pt">
+                      <v:textbox inset="36pt,57.6pt,36pt,36pt">
+                        <w:txbxContent>
+                          <w:sdt>
+                            <w:sdtPr>
+                              <w:rPr>
+                                <w:color w:val="FFFFFF" w:themeColor="background1"/>
+                              </w:rPr>
+                              <w:alias w:val="Autore"/>
+                              <w:tag w:val=""/>
+                              <w:id w:val="945428907"/>
+                              <w:dataBinding w:prefixMappings="xmlns:ns0='http://purl.org/dc/elements/1.1/' xmlns:ns1='http://schemas.openxmlformats.org/package/2006/metadata/core-properties' " w:xpath="/ns1:coreProperties[1]/ns0:creator[1]" w:storeItemID="{6C3C8BC8-F283-45AE-878A-BAB7291924A1}"/>
+                              <w:text/>
+                            </w:sdtPr>
+                            <w:sdtEndPr/>
+                            <w:sdtContent>
+                              <w:p>
+                                <w:pPr>
+                                  <w:pStyle w:val="Nessunaspaziatura"/>
+                                  <w:spacing w:before="120"/>
+                                  <w:jc w:val="center"/>
+                                  <w:rPr>
+                                    <w:color w:val="FFFFFF" w:themeColor="background1"/>
+                                  </w:rPr>
+                                </w:pPr>
+                                <w:proofErr w:type="spellStart"/>
+                                <w:r>
+                                  <w:rPr>
+                                    <w:color w:val="FFFFFF" w:themeColor="background1"/>
+                                  </w:rPr>
+                                  <w:t>Yehor</w:t>
+                                </w:r>
+                                <w:proofErr w:type="spellEnd"/>
+                                <w:r>
+                                  <w:rPr>
+                                    <w:color w:val="FFFFFF" w:themeColor="background1"/>
+                                  </w:rPr>
+                                  <w:t>, Fabio, Riccardo</w:t>
+                                </w:r>
+                              </w:p>
+                            </w:sdtContent>
+                          </w:sdt>
+                          <w:p>
+                            <w:pPr>
+                              <w:pStyle w:val="Nessunaspaziatura"/>
+                              <w:spacing w:before="120"/>
+                              <w:jc w:val="center"/>
+                              <w:rPr>
+                                <w:color w:val="FFFFFF" w:themeColor="background1"/>
+                              </w:rPr>
+                            </w:pPr>
+                            <w:sdt>
+                              <w:sdtPr>
+                                <w:rPr>
+                                  <w:caps/>
+                                  <w:color w:val="FFFFFF" w:themeColor="background1"/>
+                                </w:rPr>
+                                <w:alias w:val="Società"/>
+                                <w:tag w:val=""/>
+                                <w:id w:val="1618182777"/>
+                                <w:dataBinding w:prefixMappings="xmlns:ns0='http://schemas.openxmlformats.org/officeDocument/2006/extended-properties' " w:xpath="/ns0:Properties[1]/ns0:Company[1]" w:storeItemID="{6668398D-A668-4E3E-A5EB-62B293D839F1}"/>
+                                <w:text/>
+                              </w:sdtPr>
+                              <w:sdtEndPr/>
+                              <w:sdtContent>
+                                <w:r>
+                                  <w:rPr>
+                                    <w:caps/>
+                                    <w:color w:val="FFFFFF" w:themeColor="background1"/>
+                                  </w:rPr>
+                                  <w:t>My library</w:t>
+                                </w:r>
+                              </w:sdtContent>
+                            </w:sdt>
+                            <w:r>
+                              <w:rPr>
+                                <w:color w:val="FFFFFF" w:themeColor="background1"/>
+                                <w:lang w:val="it-IT"/>
+                              </w:rPr>
+                              <w:t>  </w:t>
+                            </w:r>
+                            <w:sdt>
+                              <w:sdtPr>
+                                <w:rPr>
+                                  <w:color w:val="FFFFFF" w:themeColor="background1"/>
+                                </w:rPr>
+                                <w:alias w:val="Indirizzo"/>
+                                <w:tag w:val=""/>
+                                <w:id w:val="-253358678"/>
+                                <w:showingPlcHdr/>
+                                <w:dataBinding w:prefixMappings="xmlns:ns0='http://schemas.microsoft.com/office/2006/coverPageProps' " w:xpath="/ns0:CoverPageProperties[1]/ns0:CompanyAddress[1]" w:storeItemID="{55AF091B-3C7A-41E3-B477-F2FDAA23CFDA}"/>
+                                <w:text/>
+                              </w:sdtPr>
+                              <w:sdtEndPr/>
+                              <w:sdtContent>
+                                <w:r>
+                                  <w:rPr>
+                                    <w:color w:val="FFFFFF" w:themeColor="background1"/>
+                                  </w:rPr>
+                                  <w:t xml:space="preserve">     </w:t>
+                                </w:r>
+                              </w:sdtContent>
+                            </w:sdt>
+                          </w:p>
+                        </w:txbxContent>
+                      </v:textbox>
+                    </v:rect>
+                    <v:shapetype id="_x0000_t202" coordsize="21600,21600" o:spt="202" path="m,l,21600r21600,l21600,xe">
+                      <v:stroke joinstyle="miter"/>
+                      <v:path gradientshapeok="t" o:connecttype="rect"/>
+                    </v:shapetype>
+                    <v:shape id="Casella di testo 196" o:spid="_x0000_s1029" type="#_x0000_t202" style="position:absolute;left:68;top:13716;width:68580;height:27227;visibility:visible;mso-wrap-style:square;v-text-anchor:middle" o:gfxdata="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" fillcolor="white [3212]" stroked="f" strokeweight=".5pt">
+                      <v:textbox inset="36pt,7.2pt,36pt,7.2pt">
+                        <w:txbxContent>
+                          <w:p>
+                            <w:pPr>
+                              <w:pStyle w:val="Nessunaspaziatura"/>
+                              <w:jc w:val="center"/>
+                              <w:rPr>
+                                <w:rFonts w:asciiTheme="majorHAnsi" w:eastAsiaTheme="majorEastAsia" w:hAnsiTheme="majorHAnsi" w:cstheme="majorBidi"/>
+                                <w:caps/>
+                                <w:color w:val="156082" w:themeColor="accent1"/>
+                                <w:sz w:val="72"/>
+                                <w:szCs w:val="72"/>
+                              </w:rPr>
+                            </w:pPr>
+                            <w:sdt>
+                              <w:sdtPr>
+                                <w:rPr>
+                                  <w:rFonts w:asciiTheme="majorHAnsi" w:eastAsiaTheme="majorEastAsia" w:hAnsiTheme="majorHAnsi" w:cstheme="majorBidi"/>
+                                  <w:caps/>
+                                  <w:color w:val="156082" w:themeColor="accent1"/>
+                                  <w:sz w:val="72"/>
+                                  <w:szCs w:val="72"/>
+                                </w:rPr>
+                                <w:alias w:val="Titolo"/>
+                                <w:tag w:val=""/>
+                                <w:id w:val="-9991715"/>
+                                <w:dataBinding w:prefixMappings="xmlns:ns0='http://purl.org/dc/elements/1.1/' xmlns:ns1='http://schemas.openxmlformats.org/package/2006/metadata/core-properties' " w:xpath="/ns1:coreProperties[1]/ns0:title[1]" w:storeItemID="{6C3C8BC8-F283-45AE-878A-BAB7291924A1}"/>
+                                <w:text/>
+                              </w:sdtPr>
+                              <w:sdtEndPr/>
+                              <w:sdtContent>
+                                <w:r>
+                                  <w:rPr>
+                                    <w:rFonts w:asciiTheme="majorHAnsi" w:eastAsiaTheme="majorEastAsia" w:hAnsiTheme="majorHAnsi" w:cstheme="majorBidi"/>
+                                    <w:caps/>
+                                    <w:color w:val="156082" w:themeColor="accent1"/>
+                                    <w:sz w:val="72"/>
+                                    <w:szCs w:val="72"/>
+                                  </w:rPr>
+                                  <w:t>DOCUMENTAZIONE</w:t>
+                                </w:r>
+                                <w:r>
+                                  <w:rPr>
+                                    <w:rFonts w:asciiTheme="majorHAnsi" w:eastAsiaTheme="majorEastAsia" w:hAnsiTheme="majorHAnsi" w:cstheme="majorBidi"/>
+                                    <w:caps/>
+                                    <w:color w:val="156082" w:themeColor="accent1"/>
+                                    <w:sz w:val="72"/>
+                                    <w:szCs w:val="72"/>
+                                  </w:rPr>
+                                  <w:t xml:space="preserve">          </w:t>
+                                </w:r>
+                                <w:r>
+                                  <w:rPr>
+                                    <w:rFonts w:asciiTheme="majorHAnsi" w:eastAsiaTheme="majorEastAsia" w:hAnsiTheme="majorHAnsi" w:cstheme="majorBidi"/>
+                                    <w:caps/>
+                                    <w:color w:val="156082" w:themeColor="accent1"/>
+                                    <w:sz w:val="72"/>
+                                    <w:szCs w:val="72"/>
+                                  </w:rPr>
+                                  <w:t>M322</w:t>
+                                </w:r>
+                              </w:sdtContent>
+                            </w:sdt>
+                            <w:r>
+                              <w:rPr>
+                                <w:rFonts w:asciiTheme="majorHAnsi" w:eastAsiaTheme="majorEastAsia" w:hAnsiTheme="majorHAnsi" w:cstheme="majorBidi"/>
+                                <w:caps/>
+                                <w:color w:val="156082" w:themeColor="accent1"/>
+                                <w:sz w:val="72"/>
+                                <w:szCs w:val="72"/>
+                              </w:rPr>
+                              <w:t xml:space="preserve"> + LABO 2</w:t>
+                            </w:r>
+                          </w:p>
+                        </w:txbxContent>
+                      </v:textbox>
+                    </v:shape>
+                    <w10:wrap anchorx="page" anchory="page"/>
+                  </v:group>
+                </w:pict>
+              </mc:Fallback>
+            </mc:AlternateContent>
+          </w:r>
+        </w:p>
+        <w:p>
+          <w:pPr>
+            <w:rPr>
+              <w:rFonts w:asciiTheme="majorHAnsi" w:eastAsiaTheme="majorEastAsia" w:hAnsiTheme="majorHAnsi" w:cstheme="majorBidi"/>
+              <w:color w:val="0F4761" w:themeColor="accent1" w:themeShade="BF"/>
+              <w:sz w:val="40"/>
+              <w:szCs w:val="40"/>
+            </w:rPr>
+          </w:pPr>
+          <w:r>
+            <w:br w:type="page"/>
+          </w:r>
+        </w:p>
+      </w:sdtContent>
+    </w:sdt>
+    <w:sdt>
+      <w:sdtPr>
+        <w:rPr>
+          <w:rFonts w:asciiTheme="minorHAnsi" w:eastAsiaTheme="minorHAnsi" w:hAnsiTheme="minorHAnsi" w:cstheme="minorBidi"/>
+          <w:color w:val="auto"/>
+          <w:kern w:val="2"/>
+          <w:sz w:val="24"/>
+          <w:szCs w:val="24"/>
+          <w:lang w:val="it-IT" w:eastAsia="en-US"/>
+          <w14:ligatures w14:val="standardContextual"/>
+        </w:rPr>
+        <w:id w:val="1638684995"/>
+        <w:docPartObj>
+          <w:docPartGallery w:val="Table of Contents"/>
+          <w:docPartUnique/>
+        </w:docPartObj>
+      </w:sdtPr>
+      <w:sdtEndPr>
+        <w:rPr>
+          <w:b/>
+          <w:bCs/>
+        </w:rPr>
+      </w:sdtEndPr>
+      <w:sdtContent>
+        <w:p>
+          <w:pPr>
+            <w:pStyle w:val="Titolosommario"/>
+          </w:pPr>
+          <w:r>
+            <w:rPr>
+              <w:lang w:val="it-IT"/>
+            </w:rPr>
+            <w:t>Sommario</w:t>
+          </w:r>
+        </w:p>
+        <w:p>
+          <w:pPr>
+            <w:pStyle w:val="Sommario1"/>
+            <w:tabs>
+              <w:tab w:val="right" w:leader="dot" w:pos="9628"/>
+            </w:tabs>
+            <w:rPr>
+              <w:noProof/>
+            </w:rPr>
+          </w:pPr>
+          <w:r>
+            <w:fldChar w:fldCharType="begin"/>
+          </w:r>
+          <w:r>
+            <w:instrText xml:space="preserve"> TOC \o "1-3" \h \z \u </w:instrText>
+          </w:r>
+          <w:r>
+            <w:fldChar w:fldCharType="separate"/>
+          </w:r>
+          <w:hyperlink w:anchor="_Toc229145662" w:history="1">
+            <w:r>
+              <w:rPr>
+                <w:rStyle w:val="Collegamentoipertestuale"/>
+                <w:noProof/>
+              </w:rPr>
+              <w:t>Interveste</w:t>
+            </w:r>
+            <w:r>
+              <w:rPr>
+                <w:noProof/>
+                <w:webHidden/>
+              </w:rPr>
+              <w:tab/>
+            </w:r>
+            <w:r>
+              <w:rPr>
+                <w:noProof/>
+                <w:webHidden/>
+              </w:rPr>
+              <w:fldChar w:fldCharType="begin"/>
+            </w:r>
+            <w:r>
+              <w:rPr>
+                <w:noProof/>
+                <w:webHidden/>
+              </w:rPr>
+              <w:instrText xml:space="preserve"> PAGEREF _Toc229145662 \h </w:instrText>
+            </w:r>
+            <w:r>
+              <w:rPr>
+                <w:noProof/>
+                <w:webHidden/>
+              </w:rPr>
+            </w:r>
+            <w:r>
+              <w:rPr>
+                <w:noProof/>
+                <w:webHidden/>
+              </w:rPr>
+              <w:fldChar w:fldCharType="separate"/>
+            </w:r>
+            <w:r>
+              <w:rPr>
+                <w:noProof/>
+                <w:webHidden/>
+              </w:rPr>
+              <w:t>1</w:t>
+            </w:r>
+            <w:r>
+              <w:rPr>
+                <w:noProof/>
+                <w:webHidden/>
+              </w:rPr>
+              <w:fldChar w:fldCharType="end"/>
+            </w:r>
+          </w:hyperlink>
+        </w:p>
+        <w:p>
+          <w:pPr>
+            <w:pStyle w:val="Sommario1"/>
+            <w:tabs>
+              <w:tab w:val="right" w:leader="dot" w:pos="9628"/>
+            </w:tabs>
+            <w:rPr>
+              <w:noProof/>
+            </w:rPr>
+          </w:pPr>
+          <w:hyperlink w:anchor="_Toc229145663" w:history="1">
+            <w:r>
+              <w:rPr>
+                <w:rStyle w:val="Collegamentoipertestuale"/>
+                <w:noProof/>
+              </w:rPr>
+              <w:t>Personas</w:t>
+            </w:r>
+            <w:r>
+              <w:rPr>
+                <w:noProof/>
+                <w:webHidden/>
+              </w:rPr>
+              <w:tab/>
+            </w:r>
+            <w:r>
+              <w:rPr>
+                <w:noProof/>
+                <w:webHidden/>
+              </w:rPr>
+              <w:fldChar w:fldCharType="begin"/>
+            </w:r>
+            <w:r>
+              <w:rPr>
+                <w:noProof/>
+                <w:webHidden/>
+              </w:rPr>
+              <w:instrText xml:space="preserve"> PAGEREF _Toc229145663 \h </w:instrText>
+            </w:r>
+            <w:r>
+              <w:rPr>
+                <w:noProof/>
+                <w:webHidden/>
+              </w:rPr>
+            </w:r>
+            <w:r>
+              <w:rPr>
+                <w:noProof/>
+                <w:webHidden/>
+              </w:rPr>
+              <w:fldChar w:fldCharType="separate"/>
+            </w:r>
+            <w:r>
+              <w:rPr>
+                <w:noProof/>
+                <w:webHidden/>
+              </w:rPr>
+              <w:t>2</w:t>
+            </w:r>
+            <w:r>
+              <w:rPr>
+                <w:noProof/>
+                <w:webHidden/>
+              </w:rPr>
+              <w:fldChar w:fldCharType="end"/>
+            </w:r>
+          </w:hyperlink>
+        </w:p>
+        <w:p>
+          <w:pPr>
+            <w:pStyle w:val="Sommario1"/>
+            <w:tabs>
+              <w:tab w:val="right" w:leader="dot" w:pos="9628"/>
+            </w:tabs>
+            <w:rPr>
+              <w:noProof/>
+            </w:rPr>
+          </w:pPr>
+          <w:hyperlink w:anchor="_Toc229145664" w:history="1">
+            <w:r>
+              <w:rPr>
+                <w:rStyle w:val="Collegamentoipertestuale"/>
+                <w:noProof/>
+              </w:rPr>
+              <w:t>Card Sorting</w:t>
+            </w:r>
+            <w:r>
+              <w:rPr>
+                <w:noProof/>
+                <w:webHidden/>
+              </w:rPr>
+              <w:tab/>
+            </w:r>
+            <w:r>
+              <w:rPr>
+                <w:noProof/>
+                <w:webHidden/>
+              </w:rPr>
+              <w:fldChar w:fldCharType="begin"/>
+            </w:r>
+            <w:r>
+              <w:rPr>
+                <w:noProof/>
+                <w:webHidden/>
+              </w:rPr>
+              <w:instrText xml:space="preserve"> PAGEREF _Toc229145664 \h </w:instrText>
+            </w:r>
+            <w:r>
+              <w:rPr>
+                <w:noProof/>
+                <w:webHidden/>
+              </w:rPr>
+            </w:r>
+            <w:r>
+              <w:rPr>
+                <w:noProof/>
+                <w:webHidden/>
+              </w:rPr>
+              <w:fldChar w:fldCharType="separate"/>
+            </w:r>
+            <w:r>
+              <w:rPr>
+                <w:noProof/>
+                <w:webHidden/>
+              </w:rPr>
+              <w:t>4</w:t>
+            </w:r>
+            <w:r>
+              <w:rPr>
+                <w:noProof/>
+                <w:webHidden/>
+              </w:rPr>
+              <w:fldChar w:fldCharType="end"/>
+            </w:r>
+          </w:hyperlink>
+        </w:p>
+        <w:p>
+          <w:pPr>
+            <w:pStyle w:val="Sommario1"/>
+            <w:tabs>
+              <w:tab w:val="right" w:leader="dot" w:pos="9628"/>
+            </w:tabs>
+            <w:rPr>
+              <w:noProof/>
+            </w:rPr>
+          </w:pPr>
+          <w:hyperlink w:anchor="_Toc229145665" w:history="1">
+            <w:r>
+              <w:rPr>
+                <w:rStyle w:val="Collegamentoipertestuale"/>
+                <w:noProof/>
+              </w:rPr>
+              <w:t>User Stories</w:t>
+            </w:r>
+            <w:r>
+              <w:rPr>
+                <w:noProof/>
+                <w:webHidden/>
+              </w:rPr>
+              <w:tab/>
+            </w:r>
+            <w:r>
+              <w:rPr>
+                <w:noProof/>
+                <w:webHidden/>
+              </w:rPr>
+              <w:fldChar w:fldCharType="begin"/>
+            </w:r>
+            <w:r>
+              <w:rPr>
+                <w:noProof/>
+                <w:webHidden/>
+              </w:rPr>
+              <w:instrText xml:space="preserve"> PAGEREF _Toc229145665 \h </w:instrText>
+            </w:r>
+            <w:r>
+              <w:rPr>
+                <w:noProof/>
+                <w:webHidden/>
+              </w:rPr>
+            </w:r>
+            <w:r>
+              <w:rPr>
+                <w:noProof/>
+                <w:webHidden/>
+              </w:rPr>
+              <w:fldChar w:fldCharType="separate"/>
+            </w:r>
+            <w:r>
+              <w:rPr>
+                <w:noProof/>
+                <w:webHidden/>
+              </w:rPr>
+              <w:t>4</w:t>
+            </w:r>
+            <w:r>
+              <w:rPr>
+                <w:noProof/>
+                <w:webHidden/>
+              </w:rPr>
+              <w:fldChar w:fldCharType="end"/>
+            </w:r>
+          </w:hyperlink>
+        </w:p>
+        <w:p>
+          <w:pPr>
+            <w:pStyle w:val="Sommario1"/>
+            <w:tabs>
+              <w:tab w:val="right" w:leader="dot" w:pos="9628"/>
+            </w:tabs>
+            <w:rPr>
+              <w:noProof/>
+            </w:rPr>
+          </w:pPr>
+          <w:hyperlink w:anchor="_Toc229145666" w:history="1">
+            <w:r>
+              <w:rPr>
+                <w:rStyle w:val="Collegamentoipertestuale"/>
+                <w:noProof/>
+                <w:lang w:val="it-IT"/>
+              </w:rPr>
+              <w:t>Requisiti</w:t>
+            </w:r>
+            <w:r>
+              <w:rPr>
+                <w:noProof/>
+                <w:webHidden/>
+              </w:rPr>
+              <w:tab/>
+            </w:r>
+            <w:r>
+              <w:rPr>
+                <w:noProof/>
+                <w:webHidden/>
+              </w:rPr>
+              <w:fldChar w:fldCharType="begin"/>
+            </w:r>
+            <w:r>
+              <w:rPr>
+                <w:noProof/>
+                <w:webHidden/>
+              </w:rPr>
+              <w:instrText xml:space="preserve"> PAGEREF _Toc229145666 \h </w:instrText>
+            </w:r>
+            <w:r>
+              <w:rPr>
+                <w:noProof/>
+                <w:webHidden/>
+              </w:rPr>
+            </w:r>
+            <w:r>
+              <w:rPr>
+                <w:noProof/>
+                <w:webHidden/>
+              </w:rPr>
+              <w:fldChar w:fldCharType="separate"/>
+            </w:r>
+            <w:r>
+              <w:rPr>
+                <w:noProof/>
+                <w:webHidden/>
+              </w:rPr>
+              <w:t>7</w:t>
+            </w:r>
+            <w:r>
+              <w:rPr>
+                <w:noProof/>
+                <w:webHidden/>
+              </w:rPr>
+              <w:fldChar w:fldCharType="end"/>
+            </w:r>
+          </w:hyperlink>
+        </w:p>
+        <w:p>
+          <w:pPr>
+            <w:pStyle w:val="Sommario1"/>
+            <w:tabs>
+              <w:tab w:val="right" w:leader="dot" w:pos="9628"/>
+            </w:tabs>
+            <w:rPr>
+              <w:noProof/>
+            </w:rPr>
+          </w:pPr>
+          <w:hyperlink w:anchor="_Toc229145667" w:history="1">
+            <w:r>
+              <w:rPr>
+                <w:rStyle w:val="Collegamentoipertestuale"/>
+                <w:noProof/>
+                <w:lang w:val="it-IT"/>
+              </w:rPr>
+              <w:t>Use Case</w:t>
+            </w:r>
+            <w:r>
+              <w:rPr>
+                <w:noProof/>
+                <w:webHidden/>
+              </w:rPr>
+              <w:tab/>
+            </w:r>
+            <w:r>
+              <w:rPr>
+                <w:noProof/>
+                <w:webHidden/>
+              </w:rPr>
+              <w:fldChar w:fldCharType="begin"/>
+            </w:r>
+            <w:r>
+              <w:rPr>
+                <w:noProof/>
+                <w:webHidden/>
+              </w:rPr>
+              <w:instrText xml:space="preserve"> PAGEREF _Toc229145667 \h </w:instrText>
+            </w:r>
+            <w:r>
+              <w:rPr>
+                <w:noProof/>
+                <w:webHidden/>
+              </w:rPr>
+            </w:r>
+            <w:r>
+              <w:rPr>
+                <w:noProof/>
+                <w:webHidden/>
+              </w:rPr>
+              <w:fldChar w:fldCharType="separate"/>
+            </w:r>
+            <w:r>
+              <w:rPr>
+                <w:noProof/>
+                <w:webHidden/>
+              </w:rPr>
+              <w:t>12</w:t>
+            </w:r>
+            <w:r>
+              <w:rPr>
+                <w:noProof/>
+                <w:webHidden/>
+              </w:rPr>
+              <w:fldChar w:fldCharType="end"/>
+            </w:r>
+          </w:hyperlink>
+        </w:p>
+        <w:p>
+          <w:pPr>
+            <w:pStyle w:val="Sommario1"/>
+            <w:tabs>
+              <w:tab w:val="right" w:leader="dot" w:pos="9628"/>
+            </w:tabs>
+            <w:rPr>
+              <w:noProof/>
+            </w:rPr>
+          </w:pPr>
+          <w:hyperlink w:anchor="_Toc229145668" w:history="1">
+            <w:r>
+              <w:rPr>
+                <w:rStyle w:val="Collegamentoipertestuale"/>
+                <w:noProof/>
+                <w:lang w:val="it-IT"/>
+              </w:rPr>
+              <w:t>Wireframe</w:t>
+            </w:r>
+            <w:r>
+              <w:rPr>
+                <w:noProof/>
+                <w:webHidden/>
+              </w:rPr>
+              <w:tab/>
+            </w:r>
+            <w:r>
+              <w:rPr>
+                <w:noProof/>
+                <w:webHidden/>
+              </w:rPr>
+              <w:fldChar w:fldCharType="begin"/>
+            </w:r>
+            <w:r>
+              <w:rPr>
+                <w:noProof/>
+                <w:webHidden/>
+              </w:rPr>
+              <w:instrText xml:space="preserve"> PAGEREF _Toc229145668 \h </w:instrText>
+            </w:r>
+            <w:r>
+              <w:rPr>
+                <w:noProof/>
+                <w:webHidden/>
+              </w:rPr>
+            </w:r>
+            <w:r>
+              <w:rPr>
+                <w:noProof/>
+                <w:webHidden/>
+              </w:rPr>
+              <w:fldChar w:fldCharType="separate"/>
+            </w:r>
+            <w:r>
+              <w:rPr>
+                <w:noProof/>
+                <w:webHidden/>
+              </w:rPr>
+              <w:t>13</w:t>
+            </w:r>
+            <w:r>
+              <w:rPr>
+                <w:noProof/>
+                <w:webHidden/>
+              </w:rPr>
+              <w:fldChar w:fldCharType="end"/>
+            </w:r>
+          </w:hyperlink>
+        </w:p>
+        <w:p>
+          <w:r>
+            <w:rPr>
+              <w:b/>
+              <w:bCs/>
+              <w:lang w:val="it-IT"/>
+            </w:rPr>
+            <w:fldChar w:fldCharType="end"/>
+          </w:r>
+        </w:p>
+      </w:sdtContent>
+    </w:sdt>
+    <w:p>
+      <w:pPr>
+        <w:rPr>
+          <w:rFonts w:asciiTheme="majorHAnsi" w:eastAsiaTheme="majorEastAsia" w:hAnsiTheme="majorHAnsi" w:cstheme="majorBidi"/>
+          <w:color w:val="0F4761" w:themeColor="accent1" w:themeShade="BF"/>
+          <w:sz w:val="40"/>
+          <w:szCs w:val="40"/>
+        </w:rPr>
+      </w:pPr>
+      <w:bookmarkStart w:id="1" w:name="_Toc229145662"/>
+      <w:r>
+        <w:br w:type="page"/>
+      </w:r>
+    </w:p>
     <w:p>
       <w:pPr>
         <w:pStyle w:val="Titolo1"/>
-        <w:rPr>
-          <w:lang w:val="fr-CH"/>
-        </w:rPr>
       </w:pPr>
       <w:proofErr w:type="spellStart"/>
       <w:r>
-        <w:rPr>
-          <w:lang w:val="fr-CH"/>
-        </w:rPr>
+        <w:lastRenderedPageBreak/>
         <w:t>Interveste</w:t>
       </w:r>
+      <w:bookmarkEnd w:id="1"/>
       <w:proofErr w:type="spellEnd"/>
     </w:p>
     <w:p>
+      <w:pPr>
+        <w:rPr>
+          <w:b/>
+          <w:bCs/>
+        </w:rPr>
+      </w:pPr>
+      <w:r>
+        <w:rPr>
+          <w:b/>
+          <w:bCs/>
+        </w:rPr>
+        <w:t>Script di partenza:</w:t>
+      </w:r>
+    </w:p>
+    <w:p>
+      <w:r>
+        <w:t xml:space="preserve">In cosa ha bisogno di </w:t>
+      </w:r>
+      <w:proofErr w:type="spellStart"/>
+      <w:r>
+        <w:t>s</w:t>
+      </w:r>
+      <w:r>
+        <w:t>uporto</w:t>
+      </w:r>
+      <w:proofErr w:type="spellEnd"/>
+      <w:r>
+        <w:t>?</w:t>
+      </w:r>
+    </w:p>
+    <w:p>
+      <w:r>
+        <w:t>Quanto la usa?</w:t>
+      </w:r>
+    </w:p>
+    <w:p>
+      <w:r>
+        <w:t>Che genere di libri e di film?</w:t>
+      </w:r>
+    </w:p>
+    <w:p>
+      <w:r>
+        <w:t>Si preferiscono di più i film o i libri?</w:t>
+      </w:r>
+    </w:p>
+    <w:p>
+      <w:r>
+        <w:t>Sezione unica o separate?</w:t>
+      </w:r>
+    </w:p>
+    <w:p>
+      <w:r>
+        <w:t>Vuole poter assegnare un voto?</w:t>
+      </w:r>
+    </w:p>
+    <w:p>
+      <w:r>
+        <w:t>Per quali sistemi operativi volete l’applicazione?</w:t>
+      </w:r>
+    </w:p>
+    <w:p>
+      <w:r>
+        <w:t>Hai altre esperienze con altre applicazioni?</w:t>
+      </w:r>
+    </w:p>
+    <w:p/>
+    <w:p>
+      <w:pPr>
+        <w:rPr>
+          <w:b/>
+          <w:bCs/>
+        </w:rPr>
+      </w:pPr>
+      <w:r>
+        <w:rPr>
+          <w:b/>
+          <w:bCs/>
+        </w:rPr>
+        <w:t>Requisiti usciti durante la conversazione:</w:t>
+      </w:r>
+    </w:p>
+    <w:p>
       <w:r>
         <w:t>Tenere traccia di libri e a</w:t>
       </w:r>
@@ -33,146 +1235,181 @@
     </w:p>
     <w:p>
       <w:r>
-        <w:t>Tutti i generi</w:t>
-      </w:r>
-    </w:p>
-    <w:p>
-      <w:r>
-        <w:t>Poco, tra 1 settimana e 1 al mese</w:t>
-      </w:r>
-    </w:p>
-    <w:p>
-      <w:r>
-        <w:t xml:space="preserve">Più tempo per film, ma anche libri per </w:t>
+        <w:t>Registrare t</w:t>
+      </w:r>
+      <w:r>
+        <w:t>utti i generi</w:t>
+      </w:r>
+    </w:p>
+    <w:p>
+      <w:r>
+        <w:t>Usata p</w:t>
+      </w:r>
+      <w:r>
+        <w:t>oco, tra 1 settimana e 1 al mese</w:t>
+      </w:r>
+    </w:p>
+    <w:p>
+      <w:r>
+        <w:t xml:space="preserve">Più tempo </w:t>
+      </w:r>
+      <w:r>
+        <w:t>dedicato ai</w:t>
+      </w:r>
+      <w:r>
+        <w:t xml:space="preserve"> film, ma anche libri per </w:t>
+      </w:r>
+      <w:r>
+        <w:t>M</w:t>
+      </w:r>
+      <w:r>
+        <w:t>atteo met</w:t>
+      </w:r>
+      <w:r>
+        <w:t>à</w:t>
+      </w:r>
+      <w:r>
+        <w:t xml:space="preserve"> e metà.</w:t>
+      </w:r>
+    </w:p>
+    <w:p>
+      <w:r>
+        <w:t>“</w:t>
       </w:r>
       <w:proofErr w:type="spellStart"/>
       <w:r>
-        <w:t>matteo</w:t>
+        <w:t>Pinnare</w:t>
       </w:r>
       <w:proofErr w:type="spellEnd"/>
       <w:r>
-        <w:t xml:space="preserve"> </w:t>
-      </w:r>
+        <w:t>” i libri già visti</w:t>
+      </w:r>
+      <w:r>
+        <w:t xml:space="preserve"> e con una valutazione personale.</w:t>
+      </w:r>
+    </w:p>
+    <w:p>
+      <w:r>
+        <w:t>Design s</w:t>
+      </w:r>
+      <w:r>
+        <w:t>emplice e intuitivo.</w:t>
+      </w:r>
+    </w:p>
+    <w:p>
       <w:proofErr w:type="spellStart"/>
       <w:r>
-        <w:t>metâ</w:t>
+        <w:t>C</w:t>
+      </w:r>
+      <w:r>
+        <w:t>rossplatform</w:t>
       </w:r>
       <w:proofErr w:type="spellEnd"/>
       <w:r>
-        <w:t xml:space="preserve"> e metà.</w:t>
-      </w:r>
-    </w:p>
-    <w:p>
-      <w:r>
-        <w:t>Robe pinnate e con una valutazione personale.</w:t>
-      </w:r>
-    </w:p>
-    <w:p>
-      <w:r>
-        <w:t>Semplice e intuitivo.</w:t>
-      </w:r>
-    </w:p>
-    <w:p>
-      <w:r>
-        <w:t xml:space="preserve">Su tutto, </w:t>
+        <w:t>.</w:t>
+      </w:r>
+    </w:p>
+    <w:p>
+      <w:r>
+        <w:t>Facile da gestire e capire, suddivisa in più parti</w:t>
+      </w:r>
+    </w:p>
+    <w:p>
+      <w:r>
+        <w:t>Funzionalità sofisticate come recensione, …</w:t>
+      </w:r>
+    </w:p>
+    <w:p>
+      <w:r>
+        <w:t>Stile personalizzabile</w:t>
+      </w:r>
+    </w:p>
+    <w:p>
+      <w:r>
+        <w:t xml:space="preserve">In base alle recensioni, guardato e gradito </w:t>
+      </w:r>
+      <w:r>
+        <w:t>vengono consigliati media nuovi</w:t>
+      </w:r>
+    </w:p>
+    <w:p>
+      <w:r>
+        <w:t>Netflix mancava interattività</w:t>
+      </w:r>
+    </w:p>
+    <w:p>
+      <w:r>
+        <w:t>Schermata che tiene conto di generi e altre cose, suggerimenti</w:t>
+      </w:r>
+    </w:p>
+    <w:p>
+      <w:r>
+        <w:t>Collegamenti con libri, fumetti, film, … es. collegare trilogia signore degli anelli</w:t>
+      </w:r>
+    </w:p>
+    <w:p>
+      <w:r>
+        <w:t>Segnare film e fumetti già visti</w:t>
+      </w:r>
+    </w:p>
+    <w:p>
+      <w:r>
+        <w:lastRenderedPageBreak/>
+        <w:t>Aggiungere libri letti e film</w:t>
+      </w:r>
+    </w:p>
+    <w:p>
+      <w:r>
+        <w:t>Grafico che mostra quanto tempo a settimana/mese/giorno per ogni genere quanto tempo perdi per film e libri (statistiche generali)</w:t>
+      </w:r>
+    </w:p>
+    <w:p>
+      <w:r>
+        <w:t>Barra di ricerca/filtro</w:t>
+      </w:r>
+    </w:p>
+    <w:p>
+      <w:r>
+        <w:t>Barra per inserire ciò che interessa</w:t>
+      </w:r>
+    </w:p>
+    <w:p>
+      <w:r>
+        <w:t>Autore</w:t>
+      </w:r>
+    </w:p>
+    <w:p>
+      <w:r>
+        <w:t xml:space="preserve">Nome: </w:t>
       </w:r>
       <w:proofErr w:type="spellStart"/>
       <w:r>
-        <w:t>crossplatform</w:t>
+        <w:t>MySpeaker</w:t>
       </w:r>
       <w:proofErr w:type="spellEnd"/>
-      <w:r>
-        <w:t xml:space="preserve"> (pure microonde)</w:t>
-      </w:r>
-    </w:p>
-    <w:p>
-      <w:r>
-        <w:t>Facile da gestire e capire, suddivisa in più parti</w:t>
-      </w:r>
-    </w:p>
-    <w:p>
-      <w:r>
-        <w:t>Funzionalità sofisticate come recensione, …</w:t>
-      </w:r>
-    </w:p>
-    <w:p>
-      <w:r>
-        <w:t>Stile personalizzabile</w:t>
-      </w:r>
-    </w:p>
-    <w:p>
-      <w:r>
-        <w:t>In base alle recensioni, guardato e gradito venga consigliato</w:t>
-      </w:r>
-    </w:p>
-    <w:p>
-      <w:r>
-        <w:t>Netflix mancava interattività</w:t>
-      </w:r>
-    </w:p>
-    <w:p>
-      <w:r>
-        <w:t>Schermata che tiene conto di generi e altre cose, suggerimenti</w:t>
-      </w:r>
-    </w:p>
-    <w:p>
-      <w:r>
-        <w:t>Collegamenti con libri, fumetti, film, … es. collegare trilogia signore degli anelli</w:t>
-      </w:r>
-    </w:p>
-    <w:p>
-      <w:r>
-        <w:t>Segnare film e fumetti già visti</w:t>
-      </w:r>
-    </w:p>
-    <w:p>
-      <w:r>
-        <w:t>Appena si apre barra di navigazione sotto, quadratino per libri, serie tv, film, profilo personale, schermata home che consiglia nuove letture in base a generi e preferenze</w:t>
-      </w:r>
-    </w:p>
-    <w:p>
-      <w:r>
-        <w:t>Aggiungere libri letti e film</w:t>
-      </w:r>
-    </w:p>
-    <w:p>
-      <w:r>
-        <w:t>Grafico che mostra quanto tempo a settimana/mese/giorno per ogni genere quanto tempo perdi per film e libri (statistiche generali)</w:t>
-      </w:r>
-    </w:p>
-    <w:p>
-      <w:r>
-        <w:t>Barra di ricerca/filtro</w:t>
-      </w:r>
-    </w:p>
-    <w:p>
-      <w:r>
-        <w:t>Barra per inserire ciò che interessa</w:t>
-      </w:r>
-    </w:p>
-    <w:p>
-      <w:r>
-        <w:t>Autore</w:t>
-      </w:r>
-    </w:p>
-    <w:p>
-      <w:r>
-        <w:t xml:space="preserve">Nome: </w:t>
-      </w:r>
+    </w:p>
+    <w:p>
       <w:proofErr w:type="spellStart"/>
       <w:r>
-        <w:t>MySpeaker</w:t>
+        <w:t>Desing</w:t>
       </w:r>
       <w:proofErr w:type="spellEnd"/>
-    </w:p>
-    <w:p>
-      <w:proofErr w:type="spellStart"/>
-      <w:r>
-        <w:t>Desing</w:t>
-      </w:r>
-      <w:proofErr w:type="spellEnd"/>
       <w:r>
         <w:t xml:space="preserve"> universale</w:t>
+      </w:r>
+    </w:p>
+    <w:p>
+      <w:pPr>
+        <w:rPr>
+          <w:rFonts w:asciiTheme="majorHAnsi" w:eastAsiaTheme="majorEastAsia" w:hAnsiTheme="majorHAnsi" w:cstheme="majorBidi"/>
+          <w:color w:val="0F4761" w:themeColor="accent1" w:themeShade="BF"/>
+          <w:sz w:val="40"/>
+          <w:szCs w:val="40"/>
+        </w:rPr>
+      </w:pPr>
+      <w:bookmarkStart w:id="2" w:name="_Toc229145663"/>
+      <w:r>
+        <w:br w:type="page"/>
       </w:r>
     </w:p>
     <w:p>
@@ -187,6 +1424,7 @@
       <w:r>
         <w:t>ersonas</w:t>
       </w:r>
+      <w:bookmarkEnd w:id="2"/>
       <w:proofErr w:type="spellEnd"/>
     </w:p>
     <w:p>
@@ -207,172 +1445,6 @@
                 <pic:pic xmlns:pic="http://schemas.openxmlformats.org/drawingml/2006/picture">
                   <pic:nvPicPr>
                     <pic:cNvPr id="0" name="Picture 4"/>
-                    <pic:cNvPicPr>
-                      <a:picLocks noChangeAspect="1" noChangeArrowheads="1"/>
-                    </pic:cNvPicPr>
-                  </pic:nvPicPr>
-                  <pic:blipFill>
-                    <a:blip r:embed="rId5" cstate="print">
-                      <a:extLst>
-                        <a:ext uri="{28A0092B-C50C-407E-A947-70E740481C1C}">
-                          <a14:useLocalDpi xmlns:a14="http://schemas.microsoft.com/office/drawing/2010/main" val="0"/>
-                        </a:ext>
-                      </a:extLst>
-                    </a:blip>
-                    <a:srcRect/>
-                    <a:stretch>
-                      <a:fillRect/>
-                    </a:stretch>
-                  </pic:blipFill>
-                  <pic:spPr bwMode="auto">
-                    <a:xfrm>
-                      <a:off x="0" y="0"/>
-                      <a:ext cx="6107430" cy="3433445"/>
-                    </a:xfrm>
-                    <a:prstGeom prst="rect">
-                      <a:avLst/>
-                    </a:prstGeom>
-                    <a:noFill/>
-                    <a:ln>
-                      <a:noFill/>
-                    </a:ln>
-                  </pic:spPr>
-                </pic:pic>
-              </a:graphicData>
-            </a:graphic>
-          </wp:inline>
-        </w:drawing>
-      </w:r>
-    </w:p>
-    <w:p>
-      <w:r>
-        <w:rPr>
-          <w:noProof/>
-        </w:rPr>
-        <w:drawing>
-          <wp:inline distT="0" distB="0" distL="0" distR="0" wp14:anchorId="0E94EF4E" wp14:editId="79D27314">
-            <wp:extent cx="6116320" cy="4218305"/>
-            <wp:effectExtent l="0" t="0" r="0" b="0"/>
-            <wp:docPr id="5" name="Immagine 5"/>
-            <wp:cNvGraphicFramePr>
-              <a:graphicFrameLocks xmlns:a="http://schemas.openxmlformats.org/drawingml/2006/main" noChangeAspect="1"/>
-            </wp:cNvGraphicFramePr>
-            <a:graphic xmlns:a="http://schemas.openxmlformats.org/drawingml/2006/main">
-              <a:graphicData uri="http://schemas.openxmlformats.org/drawingml/2006/picture">
-                <pic:pic xmlns:pic="http://schemas.openxmlformats.org/drawingml/2006/picture">
-                  <pic:nvPicPr>
-                    <pic:cNvPr id="0" name="Picture 5"/>
-                    <pic:cNvPicPr>
-                      <a:picLocks noChangeAspect="1" noChangeArrowheads="1"/>
-                    </pic:cNvPicPr>
-                  </pic:nvPicPr>
-                  <pic:blipFill>
-                    <a:blip r:embed="rId6">
-                      <a:extLst>
-                        <a:ext uri="{28A0092B-C50C-407E-A947-70E740481C1C}">
-                          <a14:useLocalDpi xmlns:a14="http://schemas.microsoft.com/office/drawing/2010/main" val="0"/>
-                        </a:ext>
-                      </a:extLst>
-                    </a:blip>
-                    <a:srcRect/>
-                    <a:stretch>
-                      <a:fillRect/>
-                    </a:stretch>
-                  </pic:blipFill>
-                  <pic:spPr bwMode="auto">
-                    <a:xfrm>
-                      <a:off x="0" y="0"/>
-                      <a:ext cx="6116320" cy="4218305"/>
-                    </a:xfrm>
-                    <a:prstGeom prst="rect">
-                      <a:avLst/>
-                    </a:prstGeom>
-                    <a:noFill/>
-                    <a:ln>
-                      <a:noFill/>
-                    </a:ln>
-                  </pic:spPr>
-                </pic:pic>
-              </a:graphicData>
-            </a:graphic>
-          </wp:inline>
-        </w:drawing>
-      </w:r>
-    </w:p>
-    <w:p>
-      <w:r>
-        <w:rPr>
-          <w:noProof/>
-        </w:rPr>
-        <w:lastRenderedPageBreak/>
-        <w:drawing>
-          <wp:inline distT="0" distB="0" distL="0" distR="0" wp14:anchorId="46CBF119" wp14:editId="53A5D25D">
-            <wp:extent cx="6141720" cy="3502025"/>
-            <wp:effectExtent l="0" t="0" r="0" b="3175"/>
-            <wp:docPr id="6" name="Immagine 6"/>
-            <wp:cNvGraphicFramePr>
-              <a:graphicFrameLocks xmlns:a="http://schemas.openxmlformats.org/drawingml/2006/main" noChangeAspect="1"/>
-            </wp:cNvGraphicFramePr>
-            <a:graphic xmlns:a="http://schemas.openxmlformats.org/drawingml/2006/main">
-              <a:graphicData uri="http://schemas.openxmlformats.org/drawingml/2006/picture">
-                <pic:pic xmlns:pic="http://schemas.openxmlformats.org/drawingml/2006/picture">
-                  <pic:nvPicPr>
-                    <pic:cNvPr id="0" name="Picture 6"/>
-                    <pic:cNvPicPr>
-                      <a:picLocks noChangeAspect="1" noChangeArrowheads="1"/>
-                    </pic:cNvPicPr>
-                  </pic:nvPicPr>
-                  <pic:blipFill>
-                    <a:blip r:embed="rId7">
-                      <a:extLst>
-                        <a:ext uri="{28A0092B-C50C-407E-A947-70E740481C1C}">
-                          <a14:useLocalDpi xmlns:a14="http://schemas.microsoft.com/office/drawing/2010/main" val="0"/>
-                        </a:ext>
-                      </a:extLst>
-                    </a:blip>
-                    <a:srcRect/>
-                    <a:stretch>
-                      <a:fillRect/>
-                    </a:stretch>
-                  </pic:blipFill>
-                  <pic:spPr bwMode="auto">
-                    <a:xfrm>
-                      <a:off x="0" y="0"/>
-                      <a:ext cx="6141720" cy="3502025"/>
-                    </a:xfrm>
-                    <a:prstGeom prst="rect">
-                      <a:avLst/>
-                    </a:prstGeom>
-                    <a:noFill/>
-                    <a:ln>
-                      <a:noFill/>
-                    </a:ln>
-                  </pic:spPr>
-                </pic:pic>
-              </a:graphicData>
-            </a:graphic>
-          </wp:inline>
-        </w:drawing>
-      </w:r>
-    </w:p>
-    <w:p>
-      <w:r>
-        <w:rPr>
-          <w:noProof/>
-        </w:rPr>
-        <w:drawing>
-          <wp:inline distT="0" distB="0" distL="0" distR="0" wp14:anchorId="59B7A025" wp14:editId="7C11CAE2">
-            <wp:extent cx="6107430" cy="3433445"/>
-            <wp:effectExtent l="0" t="0" r="7620" b="0"/>
-            <wp:docPr id="7" name="Immagine 7"/>
-            <wp:cNvGraphicFramePr>
-              <a:graphicFrameLocks xmlns:a="http://schemas.openxmlformats.org/drawingml/2006/main" noChangeAspect="1"/>
-            </wp:cNvGraphicFramePr>
-            <a:graphic xmlns:a="http://schemas.openxmlformats.org/drawingml/2006/main">
-              <a:graphicData uri="http://schemas.openxmlformats.org/drawingml/2006/picture">
-                <pic:pic xmlns:pic="http://schemas.openxmlformats.org/drawingml/2006/picture">
-                  <pic:nvPicPr>
-                    <pic:cNvPr id="0" name="Picture 7"/>
                     <pic:cNvPicPr>
                       <a:picLocks noChangeAspect="1" noChangeArrowheads="1"/>
                     </pic:cNvPicPr>
@@ -411,9 +1483,176 @@
       </w:r>
     </w:p>
     <w:p>
+      <w:r>
+        <w:rPr>
+          <w:noProof/>
+        </w:rPr>
+        <w:drawing>
+          <wp:inline distT="0" distB="0" distL="0" distR="0" wp14:anchorId="0E94EF4E" wp14:editId="79D27314">
+            <wp:extent cx="6116320" cy="4218305"/>
+            <wp:effectExtent l="0" t="0" r="0" b="0"/>
+            <wp:docPr id="5" name="Immagine 5"/>
+            <wp:cNvGraphicFramePr>
+              <a:graphicFrameLocks xmlns:a="http://schemas.openxmlformats.org/drawingml/2006/main" noChangeAspect="1"/>
+            </wp:cNvGraphicFramePr>
+            <a:graphic xmlns:a="http://schemas.openxmlformats.org/drawingml/2006/main">
+              <a:graphicData uri="http://schemas.openxmlformats.org/drawingml/2006/picture">
+                <pic:pic xmlns:pic="http://schemas.openxmlformats.org/drawingml/2006/picture">
+                  <pic:nvPicPr>
+                    <pic:cNvPr id="0" name="Picture 5"/>
+                    <pic:cNvPicPr>
+                      <a:picLocks noChangeAspect="1" noChangeArrowheads="1"/>
+                    </pic:cNvPicPr>
+                  </pic:nvPicPr>
+                  <pic:blipFill>
+                    <a:blip r:embed="rId9">
+                      <a:extLst>
+                        <a:ext uri="{28A0092B-C50C-407E-A947-70E740481C1C}">
+                          <a14:useLocalDpi xmlns:a14="http://schemas.microsoft.com/office/drawing/2010/main" val="0"/>
+                        </a:ext>
+                      </a:extLst>
+                    </a:blip>
+                    <a:srcRect/>
+                    <a:stretch>
+                      <a:fillRect/>
+                    </a:stretch>
+                  </pic:blipFill>
+                  <pic:spPr bwMode="auto">
+                    <a:xfrm>
+                      <a:off x="0" y="0"/>
+                      <a:ext cx="6116320" cy="4218305"/>
+                    </a:xfrm>
+                    <a:prstGeom prst="rect">
+                      <a:avLst/>
+                    </a:prstGeom>
+                    <a:noFill/>
+                    <a:ln>
+                      <a:noFill/>
+                    </a:ln>
+                  </pic:spPr>
+                </pic:pic>
+              </a:graphicData>
+            </a:graphic>
+          </wp:inline>
+        </w:drawing>
+      </w:r>
+    </w:p>
+    <w:p>
+      <w:r>
+        <w:rPr>
+          <w:noProof/>
+        </w:rPr>
+        <w:lastRenderedPageBreak/>
+        <w:drawing>
+          <wp:inline distT="0" distB="0" distL="0" distR="0" wp14:anchorId="46CBF119" wp14:editId="53A5D25D">
+            <wp:extent cx="6141720" cy="3502025"/>
+            <wp:effectExtent l="0" t="0" r="0" b="3175"/>
+            <wp:docPr id="6" name="Immagine 6"/>
+            <wp:cNvGraphicFramePr>
+              <a:graphicFrameLocks xmlns:a="http://schemas.openxmlformats.org/drawingml/2006/main" noChangeAspect="1"/>
+            </wp:cNvGraphicFramePr>
+            <a:graphic xmlns:a="http://schemas.openxmlformats.org/drawingml/2006/main">
+              <a:graphicData uri="http://schemas.openxmlformats.org/drawingml/2006/picture">
+                <pic:pic xmlns:pic="http://schemas.openxmlformats.org/drawingml/2006/picture">
+                  <pic:nvPicPr>
+                    <pic:cNvPr id="0" name="Picture 6"/>
+                    <pic:cNvPicPr>
+                      <a:picLocks noChangeAspect="1" noChangeArrowheads="1"/>
+                    </pic:cNvPicPr>
+                  </pic:nvPicPr>
+                  <pic:blipFill>
+                    <a:blip r:embed="rId10">
+                      <a:extLst>
+                        <a:ext uri="{28A0092B-C50C-407E-A947-70E740481C1C}">
+                          <a14:useLocalDpi xmlns:a14="http://schemas.microsoft.com/office/drawing/2010/main" val="0"/>
+                        </a:ext>
+                      </a:extLst>
+                    </a:blip>
+                    <a:srcRect/>
+                    <a:stretch>
+                      <a:fillRect/>
+                    </a:stretch>
+                  </pic:blipFill>
+                  <pic:spPr bwMode="auto">
+                    <a:xfrm>
+                      <a:off x="0" y="0"/>
+                      <a:ext cx="6141720" cy="3502025"/>
+                    </a:xfrm>
+                    <a:prstGeom prst="rect">
+                      <a:avLst/>
+                    </a:prstGeom>
+                    <a:noFill/>
+                    <a:ln>
+                      <a:noFill/>
+                    </a:ln>
+                  </pic:spPr>
+                </pic:pic>
+              </a:graphicData>
+            </a:graphic>
+          </wp:inline>
+        </w:drawing>
+      </w:r>
+    </w:p>
+    <w:p>
+      <w:r>
+        <w:rPr>
+          <w:noProof/>
+        </w:rPr>
+        <w:drawing>
+          <wp:inline distT="0" distB="0" distL="0" distR="0" wp14:anchorId="59B7A025" wp14:editId="7C11CAE2">
+            <wp:extent cx="6107430" cy="3433445"/>
+            <wp:effectExtent l="0" t="0" r="7620" b="0"/>
+            <wp:docPr id="7" name="Immagine 7"/>
+            <wp:cNvGraphicFramePr>
+              <a:graphicFrameLocks xmlns:a="http://schemas.openxmlformats.org/drawingml/2006/main" noChangeAspect="1"/>
+            </wp:cNvGraphicFramePr>
+            <a:graphic xmlns:a="http://schemas.openxmlformats.org/drawingml/2006/main">
+              <a:graphicData uri="http://schemas.openxmlformats.org/drawingml/2006/picture">
+                <pic:pic xmlns:pic="http://schemas.openxmlformats.org/drawingml/2006/picture">
+                  <pic:nvPicPr>
+                    <pic:cNvPr id="0" name="Picture 7"/>
+                    <pic:cNvPicPr>
+                      <a:picLocks noChangeAspect="1" noChangeArrowheads="1"/>
+                    </pic:cNvPicPr>
+                  </pic:nvPicPr>
+                  <pic:blipFill>
+                    <a:blip r:embed="rId11" cstate="print">
+                      <a:extLst>
+                        <a:ext uri="{28A0092B-C50C-407E-A947-70E740481C1C}">
+                          <a14:useLocalDpi xmlns:a14="http://schemas.microsoft.com/office/drawing/2010/main" val="0"/>
+                        </a:ext>
+                      </a:extLst>
+                    </a:blip>
+                    <a:srcRect/>
+                    <a:stretch>
+                      <a:fillRect/>
+                    </a:stretch>
+                  </pic:blipFill>
+                  <pic:spPr bwMode="auto">
+                    <a:xfrm>
+                      <a:off x="0" y="0"/>
+                      <a:ext cx="6107430" cy="3433445"/>
+                    </a:xfrm>
+                    <a:prstGeom prst="rect">
+                      <a:avLst/>
+                    </a:prstGeom>
+                    <a:noFill/>
+                    <a:ln>
+                      <a:noFill/>
+                    </a:ln>
+                  </pic:spPr>
+                </pic:pic>
+              </a:graphicData>
+            </a:graphic>
+          </wp:inline>
+        </w:drawing>
+      </w:r>
+    </w:p>
+    <w:p>
       <w:pPr>
         <w:pStyle w:val="Titolo1"/>
       </w:pPr>
+      <w:bookmarkStart w:id="3" w:name="_Toc229145664"/>
       <w:r>
         <w:lastRenderedPageBreak/>
         <w:t xml:space="preserve">Card </w:t>
@@ -422,6 +1661,7 @@
       <w:r>
         <w:t>Sorting</w:t>
       </w:r>
+      <w:bookmarkEnd w:id="3"/>
       <w:proofErr w:type="spellEnd"/>
     </w:p>
     <w:p>
@@ -447,7 +1687,7 @@
                     </pic:cNvPicPr>
                   </pic:nvPicPr>
                   <pic:blipFill>
-                    <a:blip r:embed="rId9" cstate="print">
+                    <a:blip r:embed="rId12" cstate="print">
                       <a:extLst>
                         <a:ext uri="{28A0092B-C50C-407E-A947-70E740481C1C}">
                           <a14:useLocalDpi xmlns:a14="http://schemas.microsoft.com/office/drawing/2010/main" val="0"/>
@@ -481,11 +1721,41 @@
     </w:p>
     <w:p>
       <w:pPr>
+        <w:rPr>
+          <w:rFonts w:asciiTheme="majorHAnsi" w:eastAsiaTheme="majorEastAsia" w:hAnsiTheme="majorHAnsi" w:cstheme="majorBidi"/>
+          <w:color w:val="0F4761" w:themeColor="accent1" w:themeShade="BF"/>
+          <w:sz w:val="40"/>
+          <w:szCs w:val="40"/>
+        </w:rPr>
+      </w:pPr>
+      <w:bookmarkStart w:id="4" w:name="_Toc229145665"/>
+      <w:r>
+        <w:br w:type="page"/>
+      </w:r>
+    </w:p>
+    <w:p>
+      <w:pPr>
+        <w:rPr>
+          <w:rFonts w:asciiTheme="majorHAnsi" w:eastAsiaTheme="majorEastAsia" w:hAnsiTheme="majorHAnsi" w:cstheme="majorBidi"/>
+          <w:color w:val="0F4761" w:themeColor="accent1" w:themeShade="BF"/>
+          <w:sz w:val="40"/>
+          <w:szCs w:val="40"/>
+        </w:rPr>
+      </w:pPr>
+      <w:r>
+        <w:lastRenderedPageBreak/>
+        <w:br w:type="page"/>
+      </w:r>
+    </w:p>
+    <w:p>
+      <w:pPr>
         <w:pStyle w:val="Titolo1"/>
       </w:pPr>
       <w:r>
+        <w:lastRenderedPageBreak/>
         <w:t>User Stories</w:t>
       </w:r>
+      <w:bookmarkEnd w:id="4"/>
     </w:p>
     <w:p>
       <w:r>
@@ -499,19 +1769,11 @@
         <w:t xml:space="preserve">: </w:t>
       </w:r>
       <w:r>
-        <w:t>STK000</w:t>
-      </w:r>
-    </w:p>
-    <w:p>
-      <w:r>
         <w:rPr>
           <w:b/>
           <w:bCs/>
         </w:rPr>
-        <w:t xml:space="preserve">Nome della storia: </w:t>
-      </w:r>
-      <w:r>
-        <w:t>Selezione Libri</w:t>
+        <w:t>STK000</w:t>
       </w:r>
     </w:p>
     <w:p>
@@ -520,23 +1782,38 @@
           <w:b/>
           <w:bCs/>
         </w:rPr>
-        <w:t>Descrizione</w:t>
-      </w:r>
-      <w:r>
-        <w:t>: come cliente, voglio poter ricercare i libri interessati in modo da non doverli consultare tutti</w:t>
-      </w:r>
-      <w:r>
-        <w:br/>
-      </w:r>
+        <w:t xml:space="preserve">Nome della storia: </w:t>
+      </w:r>
+      <w:r>
+        <w:t>Selezione Libri</w:t>
+      </w:r>
+    </w:p>
+    <w:p>
       <w:r>
         <w:rPr>
           <w:b/>
           <w:bCs/>
         </w:rPr>
-        <w:t xml:space="preserve">Conferma: </w:t>
-      </w:r>
-      <w:r>
-        <w:t>esempi di criteri di accettazione:</w:t>
+        <w:t>Descrizione</w:t>
+      </w:r>
+      <w:r>
+        <w:t xml:space="preserve">: </w:t>
+      </w:r>
+      <w:r>
+        <w:t>C</w:t>
+      </w:r>
+      <w:r>
+        <w:t>ome cliente, voglio poter ricercare i libri in modo da non doverli consultare tutti</w:t>
+      </w:r>
+      <w:r>
+        <w:br/>
+      </w:r>
+      <w:r>
+        <w:rPr>
+          <w:b/>
+          <w:bCs/>
+        </w:rPr>
+        <w:t>Conferma – Criteri di accettazione:</w:t>
       </w:r>
     </w:p>
     <w:p>
@@ -544,7 +1821,7 @@
         <w:pStyle w:val="Paragrafoelenco"/>
         <w:numPr>
           <w:ilvl w:val="0"/>
-          <w:numId w:val="1"/>
+          <w:numId w:val="11"/>
         </w:numPr>
       </w:pPr>
       <w:r>
@@ -556,7 +1833,7 @@
         <w:pStyle w:val="Paragrafoelenco"/>
         <w:numPr>
           <w:ilvl w:val="0"/>
-          <w:numId w:val="1"/>
+          <w:numId w:val="11"/>
         </w:numPr>
       </w:pPr>
       <w:r>
@@ -568,7 +1845,7 @@
         <w:pStyle w:val="Paragrafoelenco"/>
         <w:numPr>
           <w:ilvl w:val="0"/>
-          <w:numId w:val="1"/>
+          <w:numId w:val="11"/>
         </w:numPr>
       </w:pPr>
       <w:r>
@@ -580,7 +1857,7 @@
         <w:pStyle w:val="Paragrafoelenco"/>
         <w:numPr>
           <w:ilvl w:val="0"/>
-          <w:numId w:val="1"/>
+          <w:numId w:val="11"/>
         </w:numPr>
       </w:pPr>
       <w:r>
@@ -633,11 +1910,7 @@
         <w:t>Descrizione:</w:t>
       </w:r>
       <w:r>
-        <w:t xml:space="preserve"> Come utente, voglio poter tenere traccia dei libri, film e serie TV che ho </w:t>
-      </w:r>
-      <w:r>
-        <w:lastRenderedPageBreak/>
-        <w:t>completato, così da avere una panoramica delle mie attività.</w:t>
+        <w:t xml:space="preserve"> Come utente, voglio poter tenere traccia dei libri, film e serie TV che ho completato, così da avere una panoramica delle mie attività.</w:t>
       </w:r>
       <w:r>
         <w:br/>
@@ -793,6 +2066,7 @@
       </w:r>
     </w:p>
     <w:p/>
+    <w:p/>
     <w:p>
       <w:pPr>
         <w:rPr>
@@ -933,11 +2207,7 @@
       </w:r>
       <w:proofErr w:type="spellEnd"/>
       <w:r>
-        <w:t xml:space="preserve"> semplice, intuitiva e suddivisa in sezioni chiare, così </w:t>
-      </w:r>
-      <w:r>
-        <w:lastRenderedPageBreak/>
-        <w:t>da navigare facilmente tra le funzionalità.</w:t>
+        <w:t xml:space="preserve"> semplice, intuitiva e suddivisa in sezioni chiare, così da navigare facilmente tra le funzionalità.</w:t>
       </w:r>
       <w:r>
         <w:br/>
@@ -1196,35 +2466,10 @@
     <w:p>
       <w:pPr>
         <w:rPr>
-          <w:lang w:val="it-IT"/>
-        </w:rPr>
-      </w:pPr>
-      <w:r>
-        <w:rPr>
           <w:b/>
           <w:bCs/>
           <w:lang w:val="it-IT"/>
         </w:rPr>
-        <w:t>Identificatore della storia: </w:t>
-      </w:r>
-      <w:r>
-        <w:rPr>
-          <w:lang w:val="it-IT"/>
-        </w:rPr>
-        <w:t>STK00</w:t>
-      </w:r>
-      <w:r>
-        <w:rPr>
-          <w:lang w:val="it-IT"/>
-        </w:rPr>
-        <w:t>8</w:t>
-      </w:r>
-    </w:p>
-    <w:p>
-      <w:pPr>
-        <w:rPr>
-          <w:lang w:val="it-IT"/>
-        </w:rPr>
       </w:pPr>
       <w:r>
         <w:rPr>
@@ -1232,26 +2477,41 @@
           <w:bCs/>
           <w:lang w:val="it-IT"/>
         </w:rPr>
-        <w:t>Nome della storia:</w:t>
-      </w:r>
-      <w:r>
-        <w:rPr>
-          <w:lang w:val="it-IT"/>
-        </w:rPr>
-        <w:t xml:space="preserve"> Profilo del cliente </w:t>
-      </w:r>
-      <w:r>
-        <w:rPr>
-          <w:lang w:val="it-IT"/>
-        </w:rPr>
-        <w:br/>
-      </w:r>
+        <w:t>Identificatore della storia: STK008</w:t>
+      </w:r>
+    </w:p>
+    <w:p>
+      <w:pPr>
+        <w:rPr>
+          <w:lang w:val="it-IT"/>
+        </w:rPr>
+      </w:pPr>
       <w:r>
         <w:rPr>
           <w:b/>
           <w:bCs/>
           <w:lang w:val="it-IT"/>
         </w:rPr>
+        <w:t>Nome della storia:</w:t>
+      </w:r>
+      <w:r>
+        <w:rPr>
+          <w:lang w:val="it-IT"/>
+        </w:rPr>
+        <w:t xml:space="preserve"> Profilo del cliente </w:t>
+      </w:r>
+      <w:r>
+        <w:rPr>
+          <w:lang w:val="it-IT"/>
+        </w:rPr>
+        <w:br/>
+      </w:r>
+      <w:r>
+        <w:rPr>
+          <w:b/>
+          <w:bCs/>
+          <w:lang w:val="it-IT"/>
+        </w:rPr>
         <w:t>Descrizione:</w:t>
       </w:r>
       <w:r>
@@ -1282,14 +2542,7 @@
         <w:rPr>
           <w:lang w:val="it-IT"/>
         </w:rPr>
-        <w:t xml:space="preserve">il mio profilo personale dell’applicativo con: </w:t>
-      </w:r>
-      <w:r>
-        <w:rPr>
-          <w:lang w:val="it-IT"/>
-        </w:rPr>
-        <w:lastRenderedPageBreak/>
-        <w:t>username, foto, achievement, statistiche, grafici e altre informazioni personali</w:t>
+        <w:t>il mio profilo personale dell’applicativo con: username, foto, achievement, statistiche, grafici e altre informazioni personali</w:t>
       </w:r>
       <w:r>
         <w:rPr>
@@ -1648,6 +2901,13 @@
           <w:lang w:val="it-IT"/>
         </w:rPr>
       </w:pPr>
+    </w:p>
+    <w:p>
+      <w:pPr>
+        <w:rPr>
+          <w:lang w:val="it-IT"/>
+        </w:rPr>
+      </w:pPr>
       <w:r>
         <w:rPr>
           <w:b/>
@@ -1846,6 +3106,24 @@
     </w:p>
     <w:p>
       <w:pPr>
+        <w:rPr>
+          <w:rFonts w:asciiTheme="majorHAnsi" w:eastAsiaTheme="majorEastAsia" w:hAnsiTheme="majorHAnsi" w:cstheme="majorBidi"/>
+          <w:color w:val="0F4761" w:themeColor="accent1" w:themeShade="BF"/>
+          <w:sz w:val="40"/>
+          <w:szCs w:val="40"/>
+          <w:lang w:val="it-IT"/>
+        </w:rPr>
+      </w:pPr>
+      <w:bookmarkStart w:id="5" w:name="_Toc229145666"/>
+      <w:r>
+        <w:rPr>
+          <w:lang w:val="it-IT"/>
+        </w:rPr>
+        <w:br w:type="page"/>
+      </w:r>
+    </w:p>
+    <w:p>
+      <w:pPr>
         <w:pStyle w:val="Titolo1"/>
         <w:rPr>
           <w:lang w:val="it-IT"/>
@@ -1855,8 +3133,10 @@
         <w:rPr>
           <w:lang w:val="it-IT"/>
         </w:rPr>
+        <w:lastRenderedPageBreak/>
         <w:t>Requisiti</w:t>
       </w:r>
+      <w:bookmarkEnd w:id="5"/>
     </w:p>
     <w:tbl>
       <w:tblPr>
@@ -2086,7 +3366,6 @@
                 <w:b/>
                 <w:bCs/>
               </w:rPr>
-              <w:lastRenderedPageBreak/>
               <w:t>Note</w:t>
             </w:r>
           </w:p>
@@ -3075,6 +4354,7 @@
               <w:rPr>
                 <w:b/>
               </w:rPr>
+              <w:lastRenderedPageBreak/>
               <w:t>002</w:t>
             </w:r>
           </w:p>
@@ -3245,7 +4525,6 @@
                 <w:b/>
                 <w:bCs/>
               </w:rPr>
-              <w:lastRenderedPageBreak/>
               <w:t>Requisito</w:t>
             </w:r>
           </w:p>
@@ -4131,14 +5410,6 @@
       </w:tr>
     </w:tbl>
     <w:p/>
-    <w:p/>
-    <w:p/>
-    <w:p/>
-    <w:p/>
-    <w:p/>
-    <w:p/>
-    <w:p/>
-    <w:p/>
     <w:tbl>
       <w:tblPr>
         <w:tblW w:w="9645" w:type="dxa"/>
@@ -4191,6 +5462,7 @@
                 <w:b/>
                 <w:bCs/>
               </w:rPr>
+              <w:lastRenderedPageBreak/>
               <w:t>Requisito</w:t>
             </w:r>
           </w:p>
@@ -5068,21 +6340,31 @@
               <w:rPr>
                 <w:lang w:val="it-IT"/>
               </w:rPr>
-              <w:t xml:space="preserve">vedere i grafici </w:t>
-            </w:r>
-            <w:proofErr w:type="gramStart"/>
+              <w:t>vedere i grafici de</w:t>
+            </w:r>
             <w:r>
               <w:rPr>
                 <w:lang w:val="it-IT"/>
               </w:rPr>
-              <w:t>degli opera</w:t>
-            </w:r>
-            <w:proofErr w:type="gramEnd"/>
+              <w:t>lle opere</w:t>
+            </w:r>
             <w:r>
               <w:rPr>
                 <w:lang w:val="it-IT"/>
               </w:rPr>
-              <w:t xml:space="preserve"> visti per un periodo di tempo specifico</w:t>
+              <w:t xml:space="preserve"> vist</w:t>
+            </w:r>
+            <w:r>
+              <w:rPr>
+                <w:lang w:val="it-IT"/>
+              </w:rPr>
+              <w:t>e</w:t>
+            </w:r>
+            <w:r>
+              <w:rPr>
+                <w:lang w:val="it-IT"/>
+              </w:rPr>
+              <w:t xml:space="preserve"> per un periodo di tempo specifico</w:t>
             </w:r>
           </w:p>
         </w:tc>
@@ -5183,499 +6465,6 @@
                 <w:lang w:val="it-IT"/>
               </w:rPr>
               <w:t>gestire la privacy del mio profilo</w:t>
-            </w:r>
-          </w:p>
-        </w:tc>
-      </w:tr>
-    </w:tbl>
-    <w:p/>
-    <w:p/>
-    <w:p/>
-    <w:p/>
-    <w:p/>
-    <w:p/>
-    <w:p/>
-    <w:tbl>
-      <w:tblPr>
-        <w:tblW w:w="9645" w:type="dxa"/>
-        <w:tblInd w:w="-8" w:type="dxa"/>
-        <w:tblBorders>
-          <w:top w:val="single" w:sz="2" w:space="0" w:color="auto"/>
-          <w:left w:val="single" w:sz="2" w:space="0" w:color="auto"/>
-          <w:bottom w:val="single" w:sz="2" w:space="0" w:color="auto"/>
-          <w:right w:val="single" w:sz="2" w:space="0" w:color="auto"/>
-          <w:insideH w:val="single" w:sz="2" w:space="0" w:color="auto"/>
-          <w:insideV w:val="single" w:sz="2" w:space="0" w:color="auto"/>
-        </w:tblBorders>
-        <w:tblLayout w:type="fixed"/>
-        <w:tblCellMar>
-          <w:top w:w="57" w:type="dxa"/>
-          <w:bottom w:w="57" w:type="dxa"/>
-        </w:tblCellMar>
-        <w:tblLook w:val="00A0" w:firstRow="1" w:lastRow="0" w:firstColumn="1" w:lastColumn="0" w:noHBand="0" w:noVBand="0"/>
-      </w:tblPr>
-      <w:tblGrid>
-        <w:gridCol w:w="1520"/>
-        <w:gridCol w:w="3497"/>
-        <w:gridCol w:w="1417"/>
-        <w:gridCol w:w="567"/>
-        <w:gridCol w:w="1299"/>
-        <w:gridCol w:w="1345"/>
-      </w:tblGrid>
-      <w:tr>
-        <w:tc>
-          <w:tcPr>
-            <w:tcW w:w="1520" w:type="dxa"/>
-            <w:tcBorders>
-              <w:top w:val="single" w:sz="2" w:space="0" w:color="auto"/>
-              <w:left w:val="single" w:sz="2" w:space="0" w:color="auto"/>
-              <w:bottom w:val="single" w:sz="2" w:space="0" w:color="auto"/>
-              <w:right w:val="single" w:sz="2" w:space="0" w:color="auto"/>
-            </w:tcBorders>
-            <w:shd w:val="clear" w:color="auto" w:fill="D9D9D9" w:themeFill="background1" w:themeFillShade="D9"/>
-            <w:hideMark/>
-          </w:tcPr>
-          <w:p>
-            <w:pPr>
-              <w:rPr>
-                <w:b/>
-                <w:bCs/>
-              </w:rPr>
-            </w:pPr>
-            <w:r>
-              <w:rPr>
-                <w:b/>
-                <w:bCs/>
-              </w:rPr>
-              <w:t>Requisito</w:t>
-            </w:r>
-          </w:p>
-        </w:tc>
-        <w:tc>
-          <w:tcPr>
-            <w:tcW w:w="3497" w:type="dxa"/>
-            <w:tcBorders>
-              <w:top w:val="single" w:sz="2" w:space="0" w:color="auto"/>
-              <w:left w:val="single" w:sz="2" w:space="0" w:color="auto"/>
-              <w:bottom w:val="single" w:sz="2" w:space="0" w:color="auto"/>
-              <w:right w:val="single" w:sz="2" w:space="0" w:color="auto"/>
-            </w:tcBorders>
-            <w:hideMark/>
-          </w:tcPr>
-          <w:p>
-            <w:r>
-              <w:t>Req-0</w:t>
-            </w:r>
-            <w:r>
-              <w:t>07</w:t>
-            </w:r>
-          </w:p>
-        </w:tc>
-        <w:tc>
-          <w:tcPr>
-            <w:tcW w:w="1417" w:type="dxa"/>
-            <w:tcBorders>
-              <w:top w:val="single" w:sz="2" w:space="0" w:color="auto"/>
-              <w:left w:val="single" w:sz="2" w:space="0" w:color="auto"/>
-              <w:bottom w:val="single" w:sz="2" w:space="0" w:color="auto"/>
-              <w:right w:val="single" w:sz="2" w:space="0" w:color="auto"/>
-            </w:tcBorders>
-            <w:shd w:val="clear" w:color="auto" w:fill="D9D9D9" w:themeFill="background1" w:themeFillShade="D9"/>
-            <w:hideMark/>
-          </w:tcPr>
-          <w:p>
-            <w:r>
-              <w:rPr>
-                <w:b/>
-                <w:bCs/>
-              </w:rPr>
-              <w:t>Priorità</w:t>
-            </w:r>
-          </w:p>
-        </w:tc>
-        <w:tc>
-          <w:tcPr>
-            <w:tcW w:w="567" w:type="dxa"/>
-            <w:tcBorders>
-              <w:top w:val="single" w:sz="2" w:space="0" w:color="auto"/>
-              <w:left w:val="single" w:sz="2" w:space="0" w:color="auto"/>
-              <w:bottom w:val="single" w:sz="2" w:space="0" w:color="auto"/>
-              <w:right w:val="single" w:sz="2" w:space="0" w:color="auto"/>
-            </w:tcBorders>
-            <w:hideMark/>
-          </w:tcPr>
-          <w:p>
-            <w:r>
-              <w:t>2</w:t>
-            </w:r>
-          </w:p>
-        </w:tc>
-        <w:tc>
-          <w:tcPr>
-            <w:tcW w:w="1299" w:type="dxa"/>
-            <w:tcBorders>
-              <w:top w:val="single" w:sz="2" w:space="0" w:color="auto"/>
-              <w:left w:val="single" w:sz="2" w:space="0" w:color="auto"/>
-              <w:bottom w:val="single" w:sz="2" w:space="0" w:color="auto"/>
-              <w:right w:val="single" w:sz="2" w:space="0" w:color="auto"/>
-            </w:tcBorders>
-            <w:shd w:val="clear" w:color="auto" w:fill="D9D9D9" w:themeFill="background1" w:themeFillShade="D9"/>
-            <w:hideMark/>
-          </w:tcPr>
-          <w:p>
-            <w:r>
-              <w:rPr>
-                <w:b/>
-                <w:bCs/>
-              </w:rPr>
-              <w:t>Versione</w:t>
-            </w:r>
-          </w:p>
-        </w:tc>
-        <w:tc>
-          <w:tcPr>
-            <w:tcW w:w="1345" w:type="dxa"/>
-            <w:tcBorders>
-              <w:top w:val="single" w:sz="2" w:space="0" w:color="auto"/>
-              <w:left w:val="single" w:sz="2" w:space="0" w:color="auto"/>
-              <w:bottom w:val="single" w:sz="2" w:space="0" w:color="auto"/>
-              <w:right w:val="single" w:sz="2" w:space="0" w:color="auto"/>
-            </w:tcBorders>
-            <w:hideMark/>
-          </w:tcPr>
-          <w:p>
-            <w:r>
-              <w:t>1.0</w:t>
-            </w:r>
-          </w:p>
-        </w:tc>
-      </w:tr>
-      <w:tr>
-        <w:tc>
-          <w:tcPr>
-            <w:tcW w:w="1520" w:type="dxa"/>
-            <w:tcBorders>
-              <w:top w:val="single" w:sz="2" w:space="0" w:color="auto"/>
-              <w:left w:val="single" w:sz="2" w:space="0" w:color="auto"/>
-              <w:bottom w:val="single" w:sz="2" w:space="0" w:color="auto"/>
-              <w:right w:val="single" w:sz="2" w:space="0" w:color="auto"/>
-            </w:tcBorders>
-            <w:shd w:val="clear" w:color="auto" w:fill="D9D9D9" w:themeFill="background1" w:themeFillShade="D9"/>
-            <w:hideMark/>
-          </w:tcPr>
-          <w:p>
-            <w:pPr>
-              <w:rPr>
-                <w:b/>
-                <w:bCs/>
-              </w:rPr>
-            </w:pPr>
-            <w:r>
-              <w:rPr>
-                <w:b/>
-                <w:bCs/>
-              </w:rPr>
-              <w:t>Nome</w:t>
-            </w:r>
-          </w:p>
-        </w:tc>
-        <w:tc>
-          <w:tcPr>
-            <w:tcW w:w="8125" w:type="dxa"/>
-            <w:gridSpan w:val="5"/>
-            <w:tcBorders>
-              <w:top w:val="single" w:sz="2" w:space="0" w:color="auto"/>
-              <w:left w:val="single" w:sz="2" w:space="0" w:color="auto"/>
-              <w:bottom w:val="single" w:sz="2" w:space="0" w:color="auto"/>
-              <w:right w:val="single" w:sz="2" w:space="0" w:color="auto"/>
-            </w:tcBorders>
-            <w:hideMark/>
-          </w:tcPr>
-          <w:p>
-            <w:r>
-              <w:t>Collegamenti tra Opere</w:t>
-            </w:r>
-          </w:p>
-        </w:tc>
-      </w:tr>
-      <w:tr>
-        <w:tc>
-          <w:tcPr>
-            <w:tcW w:w="1520" w:type="dxa"/>
-            <w:tcBorders>
-              <w:top w:val="single" w:sz="2" w:space="0" w:color="auto"/>
-              <w:left w:val="single" w:sz="2" w:space="0" w:color="auto"/>
-              <w:bottom w:val="single" w:sz="2" w:space="0" w:color="auto"/>
-              <w:right w:val="single" w:sz="2" w:space="0" w:color="auto"/>
-            </w:tcBorders>
-            <w:shd w:val="clear" w:color="auto" w:fill="D9D9D9" w:themeFill="background1" w:themeFillShade="D9"/>
-            <w:hideMark/>
-          </w:tcPr>
-          <w:p>
-            <w:pPr>
-              <w:rPr>
-                <w:b/>
-                <w:bCs/>
-              </w:rPr>
-            </w:pPr>
-            <w:r>
-              <w:rPr>
-                <w:b/>
-                <w:bCs/>
-              </w:rPr>
-              <w:t>Note</w:t>
-            </w:r>
-          </w:p>
-        </w:tc>
-        <w:tc>
-          <w:tcPr>
-            <w:tcW w:w="8125" w:type="dxa"/>
-            <w:gridSpan w:val="5"/>
-            <w:tcBorders>
-              <w:top w:val="single" w:sz="2" w:space="0" w:color="auto"/>
-              <w:left w:val="single" w:sz="2" w:space="0" w:color="auto"/>
-              <w:bottom w:val="single" w:sz="2" w:space="0" w:color="auto"/>
-              <w:right w:val="single" w:sz="2" w:space="0" w:color="auto"/>
-            </w:tcBorders>
-            <w:hideMark/>
-          </w:tcPr>
-          <w:p>
-            <w:r>
-              <w:t>L</w:t>
-            </w:r>
-            <w:r>
-              <w:t>’app colleg</w:t>
-            </w:r>
-            <w:r>
-              <w:t>a</w:t>
-            </w:r>
-            <w:r>
-              <w:t xml:space="preserve"> automaticamente opere correlate</w:t>
-            </w:r>
-            <w:r>
-              <w:t>.</w:t>
-            </w:r>
-          </w:p>
-        </w:tc>
-      </w:tr>
-      <w:tr>
-        <w:tc>
-          <w:tcPr>
-            <w:tcW w:w="9645" w:type="dxa"/>
-            <w:gridSpan w:val="6"/>
-            <w:tcBorders>
-              <w:top w:val="single" w:sz="2" w:space="0" w:color="auto"/>
-              <w:left w:val="single" w:sz="2" w:space="0" w:color="auto"/>
-              <w:bottom w:val="single" w:sz="2" w:space="0" w:color="auto"/>
-              <w:right w:val="single" w:sz="2" w:space="0" w:color="auto"/>
-            </w:tcBorders>
-            <w:hideMark/>
-          </w:tcPr>
-          <w:p>
-            <w:pPr>
-              <w:rPr>
-                <w:b/>
-              </w:rPr>
-            </w:pPr>
-            <w:r>
-              <w:rPr>
-                <w:b/>
-              </w:rPr>
-              <w:t>Sotto requisiti</w:t>
-            </w:r>
-          </w:p>
-        </w:tc>
-      </w:tr>
-      <w:tr>
-        <w:tc>
-          <w:tcPr>
-            <w:tcW w:w="1520" w:type="dxa"/>
-            <w:tcBorders>
-              <w:top w:val="single" w:sz="2" w:space="0" w:color="auto"/>
-              <w:left w:val="single" w:sz="2" w:space="0" w:color="auto"/>
-              <w:bottom w:val="single" w:sz="2" w:space="0" w:color="auto"/>
-              <w:right w:val="single" w:sz="2" w:space="0" w:color="auto"/>
-            </w:tcBorders>
-            <w:shd w:val="clear" w:color="auto" w:fill="D9D9D9" w:themeFill="background1" w:themeFillShade="D9"/>
-            <w:hideMark/>
-          </w:tcPr>
-          <w:p>
-            <w:pPr>
-              <w:rPr>
-                <w:b/>
-              </w:rPr>
-            </w:pPr>
-            <w:r>
-              <w:rPr>
-                <w:b/>
-              </w:rPr>
-              <w:t>001</w:t>
-            </w:r>
-          </w:p>
-        </w:tc>
-        <w:tc>
-          <w:tcPr>
-            <w:tcW w:w="8125" w:type="dxa"/>
-            <w:gridSpan w:val="5"/>
-            <w:tcBorders>
-              <w:top w:val="single" w:sz="2" w:space="0" w:color="auto"/>
-              <w:left w:val="single" w:sz="2" w:space="0" w:color="auto"/>
-              <w:bottom w:val="single" w:sz="2" w:space="0" w:color="auto"/>
-              <w:right w:val="single" w:sz="2" w:space="0" w:color="auto"/>
-            </w:tcBorders>
-          </w:tcPr>
-          <w:p>
-            <w:r>
-              <w:t>V</w:t>
-            </w:r>
-            <w:r>
-              <w:t>edere i collegamenti tra opere dello stesso autore o saga</w:t>
-            </w:r>
-          </w:p>
-        </w:tc>
-      </w:tr>
-      <w:tr>
-        <w:tc>
-          <w:tcPr>
-            <w:tcW w:w="1520" w:type="dxa"/>
-            <w:tcBorders>
-              <w:top w:val="single" w:sz="2" w:space="0" w:color="auto"/>
-              <w:left w:val="single" w:sz="2" w:space="0" w:color="auto"/>
-              <w:bottom w:val="single" w:sz="2" w:space="0" w:color="auto"/>
-              <w:right w:val="single" w:sz="2" w:space="0" w:color="auto"/>
-            </w:tcBorders>
-            <w:shd w:val="clear" w:color="auto" w:fill="D9D9D9" w:themeFill="background1" w:themeFillShade="D9"/>
-            <w:hideMark/>
-          </w:tcPr>
-          <w:p>
-            <w:pPr>
-              <w:rPr>
-                <w:b/>
-              </w:rPr>
-            </w:pPr>
-            <w:r>
-              <w:rPr>
-                <w:b/>
-              </w:rPr>
-              <w:t>002</w:t>
-            </w:r>
-          </w:p>
-        </w:tc>
-        <w:tc>
-          <w:tcPr>
-            <w:tcW w:w="8125" w:type="dxa"/>
-            <w:gridSpan w:val="5"/>
-            <w:tcBorders>
-              <w:top w:val="single" w:sz="2" w:space="0" w:color="auto"/>
-              <w:left w:val="single" w:sz="2" w:space="0" w:color="auto"/>
-              <w:bottom w:val="single" w:sz="2" w:space="0" w:color="auto"/>
-              <w:right w:val="single" w:sz="2" w:space="0" w:color="auto"/>
-            </w:tcBorders>
-          </w:tcPr>
-          <w:p>
-            <w:r>
-              <w:t>Mostrare</w:t>
-            </w:r>
-            <w:r>
-              <w:t xml:space="preserve"> adattamenti o versioni alternative</w:t>
-            </w:r>
-          </w:p>
-        </w:tc>
-      </w:tr>
-      <w:tr>
-        <w:tc>
-          <w:tcPr>
-            <w:tcW w:w="1520" w:type="dxa"/>
-            <w:tcBorders>
-              <w:top w:val="single" w:sz="2" w:space="0" w:color="auto"/>
-              <w:left w:val="single" w:sz="2" w:space="0" w:color="auto"/>
-              <w:bottom w:val="single" w:sz="2" w:space="0" w:color="auto"/>
-              <w:right w:val="single" w:sz="2" w:space="0" w:color="auto"/>
-            </w:tcBorders>
-            <w:shd w:val="clear" w:color="auto" w:fill="D9D9D9" w:themeFill="background1" w:themeFillShade="D9"/>
-            <w:hideMark/>
-          </w:tcPr>
-          <w:p>
-            <w:pPr>
-              <w:rPr>
-                <w:b/>
-              </w:rPr>
-            </w:pPr>
-            <w:r>
-              <w:rPr>
-                <w:b/>
-              </w:rPr>
-              <w:t>003</w:t>
-            </w:r>
-          </w:p>
-        </w:tc>
-        <w:tc>
-          <w:tcPr>
-            <w:tcW w:w="8125" w:type="dxa"/>
-            <w:gridSpan w:val="5"/>
-            <w:tcBorders>
-              <w:top w:val="single" w:sz="2" w:space="0" w:color="auto"/>
-              <w:left w:val="single" w:sz="2" w:space="0" w:color="auto"/>
-              <w:bottom w:val="single" w:sz="2" w:space="0" w:color="auto"/>
-              <w:right w:val="single" w:sz="2" w:space="0" w:color="auto"/>
-            </w:tcBorders>
-          </w:tcPr>
-          <w:p>
-            <w:r>
-              <w:t>Poter a</w:t>
-            </w:r>
-            <w:r>
-              <w:t>ggiungere manualmente collegamenti mancanti</w:t>
-            </w:r>
-          </w:p>
-        </w:tc>
-      </w:tr>
-      <w:tr>
-        <w:tc>
-          <w:tcPr>
-            <w:tcW w:w="1520" w:type="dxa"/>
-            <w:tcBorders>
-              <w:top w:val="single" w:sz="2" w:space="0" w:color="auto"/>
-              <w:left w:val="single" w:sz="2" w:space="0" w:color="auto"/>
-              <w:bottom w:val="single" w:sz="2" w:space="0" w:color="auto"/>
-              <w:right w:val="single" w:sz="2" w:space="0" w:color="auto"/>
-            </w:tcBorders>
-            <w:shd w:val="clear" w:color="auto" w:fill="D9D9D9" w:themeFill="background1" w:themeFillShade="D9"/>
-          </w:tcPr>
-          <w:p>
-            <w:pPr>
-              <w:rPr>
-                <w:b/>
-              </w:rPr>
-            </w:pPr>
-            <w:r>
-              <w:rPr>
-                <w:b/>
-              </w:rPr>
-              <w:t>004</w:t>
-            </w:r>
-          </w:p>
-        </w:tc>
-        <w:tc>
-          <w:tcPr>
-            <w:tcW w:w="8125" w:type="dxa"/>
-            <w:gridSpan w:val="5"/>
-            <w:tcBorders>
-              <w:top w:val="single" w:sz="2" w:space="0" w:color="auto"/>
-              <w:left w:val="single" w:sz="2" w:space="0" w:color="auto"/>
-              <w:bottom w:val="single" w:sz="2" w:space="0" w:color="auto"/>
-              <w:right w:val="single" w:sz="2" w:space="0" w:color="auto"/>
-            </w:tcBorders>
-          </w:tcPr>
-          <w:p>
-            <w:r>
-              <w:t xml:space="preserve">Poter </w:t>
-            </w:r>
-            <w:r>
-              <w:t>navigare tra i collegamenti con un cli</w:t>
-            </w:r>
-            <w:r>
-              <w:t>c</w:t>
             </w:r>
           </w:p>
         </w:tc>
@@ -5754,7 +6543,7 @@
               <w:t>Req-0</w:t>
             </w:r>
             <w:r>
-              <w:t>08</w:t>
+              <w:t>07</w:t>
             </w:r>
           </w:p>
         </w:tc>
@@ -5793,7 +6582,7 @@
           </w:tcPr>
           <w:p>
             <w:r>
-              <w:t>1</w:t>
+              <w:t>2</w:t>
             </w:r>
           </w:p>
         </w:tc>
@@ -5878,7 +6667,11 @@
             </w:tcBorders>
             <w:hideMark/>
           </w:tcPr>
-          <w:p/>
+          <w:p>
+            <w:r>
+              <w:t>Collegamenti tra Opere</w:t>
+            </w:r>
+          </w:p>
         </w:tc>
       </w:tr>
       <w:tr>
@@ -5922,7 +6715,23 @@
             </w:tcBorders>
             <w:hideMark/>
           </w:tcPr>
-          <w:p/>
+          <w:p>
+            <w:r>
+              <w:t>L</w:t>
+            </w:r>
+            <w:r>
+              <w:t>’app colleg</w:t>
+            </w:r>
+            <w:r>
+              <w:t>a</w:t>
+            </w:r>
+            <w:r>
+              <w:t xml:space="preserve"> automaticamente opere correlate</w:t>
+            </w:r>
+            <w:r>
+              <w:t>.</w:t>
+            </w:r>
+          </w:p>
         </w:tc>
       </w:tr>
       <w:tr>
@@ -5948,6 +6757,7 @@
               <w:rPr>
                 <w:b/>
               </w:rPr>
+              <w:lastRenderedPageBreak/>
               <w:t>Sotto requisiti</w:t>
             </w:r>
           </w:p>
@@ -5991,7 +6801,14 @@
               <w:right w:val="single" w:sz="2" w:space="0" w:color="auto"/>
             </w:tcBorders>
           </w:tcPr>
-          <w:p/>
+          <w:p>
+            <w:r>
+              <w:t>V</w:t>
+            </w:r>
+            <w:r>
+              <w:t>edere i collegamenti tra opere dello stesso autore o saga</w:t>
+            </w:r>
+          </w:p>
         </w:tc>
       </w:tr>
       <w:tr>
@@ -6032,7 +6849,14 @@
               <w:right w:val="single" w:sz="2" w:space="0" w:color="auto"/>
             </w:tcBorders>
           </w:tcPr>
-          <w:p/>
+          <w:p>
+            <w:r>
+              <w:t>Mostrare</w:t>
+            </w:r>
+            <w:r>
+              <w:t xml:space="preserve"> adattamenti o versioni alternative</w:t>
+            </w:r>
+          </w:p>
         </w:tc>
       </w:tr>
       <w:tr>
@@ -6073,7 +6897,14 @@
               <w:right w:val="single" w:sz="2" w:space="0" w:color="auto"/>
             </w:tcBorders>
           </w:tcPr>
-          <w:p/>
+          <w:p>
+            <w:r>
+              <w:t>Poter a</w:t>
+            </w:r>
+            <w:r>
+              <w:t>ggiungere manualmente collegamenti mancanti</w:t>
+            </w:r>
+          </w:p>
         </w:tc>
       </w:tr>
       <w:tr>
@@ -6113,18 +6944,34 @@
               <w:right w:val="single" w:sz="2" w:space="0" w:color="auto"/>
             </w:tcBorders>
           </w:tcPr>
-          <w:p/>
+          <w:p>
+            <w:r>
+              <w:t xml:space="preserve">Poter </w:t>
+            </w:r>
+            <w:r>
+              <w:t>navigare tra i collegamenti con un cli</w:t>
+            </w:r>
+            <w:r>
+              <w:t>c</w:t>
+            </w:r>
+          </w:p>
         </w:tc>
       </w:tr>
     </w:tbl>
     <w:p/>
     <w:p>
+      <w:r>
+        <w:br w:type="page"/>
+      </w:r>
+    </w:p>
+    <w:p>
       <w:pPr>
         <w:pStyle w:val="Titolo1"/>
         <w:rPr>
           <w:lang w:val="it-IT"/>
         </w:rPr>
       </w:pPr>
+      <w:bookmarkStart w:id="6" w:name="_Toc229145667"/>
       <w:r>
         <w:rPr>
           <w:lang w:val="it-IT"/>
@@ -6132,6 +6979,7 @@
         <w:lastRenderedPageBreak/>
         <w:t>Use Case</w:t>
       </w:r>
+      <w:bookmarkEnd w:id="6"/>
     </w:p>
     <w:p>
       <w:pPr>
@@ -6145,9 +6993,9 @@
           <w:lang w:val="it-IT"/>
         </w:rPr>
         <w:drawing>
-          <wp:inline distT="0" distB="0" distL="0" distR="0" wp14:anchorId="6E665390" wp14:editId="78714886">
+          <wp:inline distT="0" distB="0" distL="0" distR="0" wp14:anchorId="6E665390" wp14:editId="0DCE9ECE">
             <wp:extent cx="6114415" cy="3951605"/>
-            <wp:effectExtent l="0" t="0" r="635" b="0"/>
+            <wp:effectExtent l="0" t="4445" r="0" b="0"/>
             <wp:docPr id="9" name="Immagine 9"/>
             <wp:cNvGraphicFramePr>
               <a:graphicFrameLocks xmlns:a="http://schemas.openxmlformats.org/drawingml/2006/main" noChangeAspect="1"/>
@@ -6162,7 +7010,7 @@
                     </pic:cNvPicPr>
                   </pic:nvPicPr>
                   <pic:blipFill>
-                    <a:blip r:embed="rId10" cstate="print">
+                    <a:blip r:embed="rId13" cstate="print">
                       <a:extLst>
                         <a:ext uri="{28A0092B-C50C-407E-A947-70E740481C1C}">
                           <a14:useLocalDpi xmlns:a14="http://schemas.microsoft.com/office/drawing/2010/main" val="0"/>
@@ -6197,18 +7045,422 @@
     <w:p>
       <w:pPr>
         <w:rPr>
-          <w:lang w:val="it-IT"/>
-        </w:rPr>
-      </w:pPr>
+          <w:rFonts w:asciiTheme="majorHAnsi" w:eastAsiaTheme="majorEastAsia" w:hAnsiTheme="majorHAnsi" w:cstheme="majorBidi"/>
+          <w:color w:val="0F4761" w:themeColor="accent1" w:themeShade="BF"/>
+          <w:sz w:val="40"/>
+          <w:szCs w:val="40"/>
+          <w:lang w:val="it-IT"/>
+        </w:rPr>
+      </w:pPr>
+      <w:bookmarkStart w:id="7" w:name="_Toc229145668"/>
+      <w:r>
+        <w:rPr>
+          <w:lang w:val="it-IT"/>
+        </w:rPr>
+        <w:br w:type="page"/>
+      </w:r>
+    </w:p>
+    <w:p>
+      <w:pPr>
+        <w:rPr>
+          <w:rFonts w:asciiTheme="majorHAnsi" w:eastAsiaTheme="majorEastAsia" w:hAnsiTheme="majorHAnsi" w:cstheme="majorBidi"/>
+          <w:color w:val="0F4761" w:themeColor="accent1" w:themeShade="BF"/>
+          <w:sz w:val="40"/>
+          <w:szCs w:val="40"/>
+          <w:lang w:val="it-IT"/>
+        </w:rPr>
+      </w:pPr>
+      <w:r>
+        <w:rPr>
+          <w:lang w:val="it-IT"/>
+        </w:rPr>
+        <w:lastRenderedPageBreak/>
+        <w:br w:type="page"/>
+      </w:r>
+    </w:p>
+    <w:p>
+      <w:pPr>
+        <w:pStyle w:val="Titolo1"/>
+        <w:rPr>
+          <w:lang w:val="it-IT"/>
+        </w:rPr>
+      </w:pPr>
+      <w:proofErr w:type="spellStart"/>
+      <w:r>
+        <w:rPr>
+          <w:lang w:val="it-IT"/>
+        </w:rPr>
+        <w:lastRenderedPageBreak/>
+        <w:t>Wireframe</w:t>
+      </w:r>
+      <w:bookmarkEnd w:id="7"/>
+      <w:proofErr w:type="spellEnd"/>
+    </w:p>
+    <w:p>
+      <w:pPr>
+        <w:rPr>
+          <w:b/>
+          <w:bCs/>
+          <w:lang w:val="it-IT"/>
+        </w:rPr>
+      </w:pPr>
+      <w:r>
+        <w:rPr>
+          <w:b/>
+          <w:bCs/>
+          <w:lang w:val="it-IT"/>
+        </w:rPr>
+        <w:t>Mobile:</w:t>
+      </w:r>
+    </w:p>
+    <w:p>
+      <w:pPr>
+        <w:rPr>
+          <w:lang w:val="it-IT"/>
+        </w:rPr>
+      </w:pPr>
+      <w:r>
+        <w:rPr>
+          <w:noProof/>
+          <w:lang w:val="it-IT"/>
+        </w:rPr>
+        <w:drawing>
+          <wp:inline distT="0" distB="0" distL="0" distR="0" wp14:anchorId="7BE9F08D" wp14:editId="52FDCB7A">
+            <wp:extent cx="5115233" cy="3534770"/>
+            <wp:effectExtent l="19050" t="19050" r="9525" b="27940"/>
+            <wp:docPr id="13" name="Immagine 13"/>
+            <wp:cNvGraphicFramePr>
+              <a:graphicFrameLocks xmlns:a="http://schemas.openxmlformats.org/drawingml/2006/main" noChangeAspect="1"/>
+            </wp:cNvGraphicFramePr>
+            <a:graphic xmlns:a="http://schemas.openxmlformats.org/drawingml/2006/main">
+              <a:graphicData uri="http://schemas.openxmlformats.org/drawingml/2006/picture">
+                <pic:pic xmlns:pic="http://schemas.openxmlformats.org/drawingml/2006/picture">
+                  <pic:nvPicPr>
+                    <pic:cNvPr id="0" name="Picture 15"/>
+                    <pic:cNvPicPr>
+                      <a:picLocks noChangeAspect="1" noChangeArrowheads="1"/>
+                    </pic:cNvPicPr>
+                  </pic:nvPicPr>
+                  <pic:blipFill>
+                    <a:blip r:embed="rId14" cstate="print">
+                      <a:extLst>
+                        <a:ext uri="{28A0092B-C50C-407E-A947-70E740481C1C}">
+                          <a14:useLocalDpi xmlns:a14="http://schemas.microsoft.com/office/drawing/2010/main" val="0"/>
+                        </a:ext>
+                      </a:extLst>
+                    </a:blip>
+                    <a:srcRect/>
+                    <a:stretch>
+                      <a:fillRect/>
+                    </a:stretch>
+                  </pic:blipFill>
+                  <pic:spPr bwMode="auto">
+                    <a:xfrm>
+                      <a:off x="0" y="0"/>
+                      <a:ext cx="5115233" cy="3534770"/>
+                    </a:xfrm>
+                    <a:prstGeom prst="rect">
+                      <a:avLst/>
+                    </a:prstGeom>
+                    <a:noFill/>
+                    <a:ln>
+                      <a:solidFill>
+                        <a:schemeClr val="tx1"/>
+                      </a:solidFill>
+                    </a:ln>
+                  </pic:spPr>
+                </pic:pic>
+              </a:graphicData>
+            </a:graphic>
+          </wp:inline>
+        </w:drawing>
+      </w:r>
+    </w:p>
+    <w:p>
+      <w:pPr>
+        <w:rPr>
+          <w:lang w:val="it-IT"/>
+        </w:rPr>
+      </w:pPr>
+    </w:p>
+    <w:p>
+      <w:pPr>
+        <w:rPr>
+          <w:b/>
+          <w:bCs/>
+          <w:lang w:val="it-IT"/>
+        </w:rPr>
+      </w:pPr>
+      <w:r>
+        <w:rPr>
+          <w:b/>
+          <w:bCs/>
+          <w:lang w:val="it-IT"/>
+        </w:rPr>
+        <w:t>Tablet:</w:t>
+      </w:r>
+    </w:p>
+    <w:p>
+      <w:pPr>
+        <w:rPr>
+          <w:lang w:val="it-IT"/>
+        </w:rPr>
+      </w:pPr>
+      <w:r>
+        <w:rPr>
+          <w:noProof/>
+          <w:lang w:val="it-IT"/>
+        </w:rPr>
+        <w:lastRenderedPageBreak/>
+        <w:drawing>
+          <wp:inline distT="0" distB="0" distL="0" distR="0" wp14:anchorId="6CC08C1B" wp14:editId="7C69F513">
+            <wp:extent cx="4118775" cy="3695273"/>
+            <wp:effectExtent l="19050" t="19050" r="15240" b="19685"/>
+            <wp:docPr id="1" name="Immagine 1"/>
+            <wp:cNvGraphicFramePr>
+              <a:graphicFrameLocks xmlns:a="http://schemas.openxmlformats.org/drawingml/2006/main" noChangeAspect="1"/>
+            </wp:cNvGraphicFramePr>
+            <a:graphic xmlns:a="http://schemas.openxmlformats.org/drawingml/2006/main">
+              <a:graphicData uri="http://schemas.openxmlformats.org/drawingml/2006/picture">
+                <pic:pic xmlns:pic="http://schemas.openxmlformats.org/drawingml/2006/picture">
+                  <pic:nvPicPr>
+                    <pic:cNvPr id="1" name=""/>
+                    <pic:cNvPicPr/>
+                  </pic:nvPicPr>
+                  <pic:blipFill>
+                    <a:blip r:embed="rId15"/>
+                    <a:stretch>
+                      <a:fillRect/>
+                    </a:stretch>
+                  </pic:blipFill>
+                  <pic:spPr>
+                    <a:xfrm>
+                      <a:off x="0" y="0"/>
+                      <a:ext cx="4144539" cy="3718388"/>
+                    </a:xfrm>
+                    <a:prstGeom prst="rect">
+                      <a:avLst/>
+                    </a:prstGeom>
+                    <a:ln>
+                      <a:solidFill>
+                        <a:schemeClr val="tx1"/>
+                      </a:solidFill>
+                    </a:ln>
+                  </pic:spPr>
+                </pic:pic>
+              </a:graphicData>
+            </a:graphic>
+          </wp:inline>
+        </w:drawing>
+      </w:r>
+    </w:p>
+    <w:p>
+      <w:pPr>
+        <w:rPr>
+          <w:b/>
+          <w:bCs/>
+          <w:lang w:val="it-IT"/>
+        </w:rPr>
+      </w:pPr>
+      <w:r>
+        <w:rPr>
+          <w:b/>
+          <w:bCs/>
+          <w:lang w:val="it-IT"/>
+        </w:rPr>
+        <w:t>Desktop:</w:t>
+      </w:r>
+      <w:r>
+        <w:rPr>
+          <w:b/>
+          <w:bCs/>
+          <w:lang w:val="it-IT"/>
+        </w:rPr>
+        <w:t xml:space="preserve"> </w:t>
+      </w:r>
+    </w:p>
+    <w:p>
+      <w:pPr>
+        <w:rPr>
+          <w:b/>
+          <w:bCs/>
+          <w:lang w:val="it-IT"/>
+        </w:rPr>
+      </w:pPr>
+      <w:r>
+        <w:rPr>
+          <w:b/>
+          <w:bCs/>
+          <w:noProof/>
+          <w:lang w:val="it-IT"/>
+        </w:rPr>
+        <w:lastRenderedPageBreak/>
+        <w:drawing>
+          <wp:inline distT="0" distB="0" distL="0" distR="0" wp14:anchorId="4C55DA19" wp14:editId="6D73E667">
+            <wp:extent cx="4934945" cy="4378022"/>
+            <wp:effectExtent l="19050" t="19050" r="18415" b="22860"/>
+            <wp:docPr id="2" name="Immagine 2"/>
+            <wp:cNvGraphicFramePr>
+              <a:graphicFrameLocks xmlns:a="http://schemas.openxmlformats.org/drawingml/2006/main" noChangeAspect="1"/>
+            </wp:cNvGraphicFramePr>
+            <a:graphic xmlns:a="http://schemas.openxmlformats.org/drawingml/2006/main">
+              <a:graphicData uri="http://schemas.openxmlformats.org/drawingml/2006/picture">
+                <pic:pic xmlns:pic="http://schemas.openxmlformats.org/drawingml/2006/picture">
+                  <pic:nvPicPr>
+                    <pic:cNvPr id="0" name="Picture 1"/>
+                    <pic:cNvPicPr>
+                      <a:picLocks noChangeAspect="1" noChangeArrowheads="1"/>
+                    </pic:cNvPicPr>
+                  </pic:nvPicPr>
+                  <pic:blipFill>
+                    <a:blip r:embed="rId16" cstate="print">
+                      <a:extLst>
+                        <a:ext uri="{28A0092B-C50C-407E-A947-70E740481C1C}">
+                          <a14:useLocalDpi xmlns:a14="http://schemas.microsoft.com/office/drawing/2010/main" val="0"/>
+                        </a:ext>
+                      </a:extLst>
+                    </a:blip>
+                    <a:srcRect/>
+                    <a:stretch>
+                      <a:fillRect/>
+                    </a:stretch>
+                  </pic:blipFill>
+                  <pic:spPr bwMode="auto">
+                    <a:xfrm>
+                      <a:off x="0" y="0"/>
+                      <a:ext cx="4946147" cy="4387960"/>
+                    </a:xfrm>
+                    <a:prstGeom prst="rect">
+                      <a:avLst/>
+                    </a:prstGeom>
+                    <a:noFill/>
+                    <a:ln>
+                      <a:solidFill>
+                        <a:schemeClr val="tx1"/>
+                      </a:solidFill>
+                    </a:ln>
+                  </pic:spPr>
+                </pic:pic>
+              </a:graphicData>
+            </a:graphic>
+          </wp:inline>
+        </w:drawing>
+      </w:r>
+      <w:r>
+        <w:rPr>
+          <w:b/>
+          <w:bCs/>
+          <w:lang w:val="it-IT"/>
+        </w:rPr>
+        <w:t xml:space="preserve"> </w:t>
+      </w:r>
     </w:p>
     <w:sectPr>
+      <w:footerReference w:type="default" r:id="rId17"/>
       <w:pgSz w:w="11906" w:h="16838"/>
       <w:pgMar w:top="1417" w:right="1134" w:bottom="1134" w:left="1134" w:header="708" w:footer="708" w:gutter="0"/>
+      <w:pgNumType w:start="1"/>
       <w:cols w:space="708"/>
+      <w:titlePg/>
       <w:docGrid w:linePitch="360"/>
     </w:sectPr>
   </w:body>
 </w:document>
+</file>
+
+<file path=word/endnotes.xml><?xml version="1.0" encoding="utf-8"?>
+<w:endnotes xmlns:wpc="http://schemas.microsoft.com/office/word/2010/wordprocessingCanvas" xmlns:cx="http://schemas.microsoft.com/office/drawing/2014/chartex" xmlns:cx1="http://schemas.microsoft.com/office/drawing/2015/9/8/chartex" xmlns:cx2="http://schemas.microsoft.com/office/drawing/2015/10/21/chartex" xmlns:cx3="http://schemas.microsoft.com/office/drawing/2016/5/9/chartex" xmlns:cx4="http://schemas.microsoft.com/office/drawing/2016/5/10/chartex" xmlns:cx5="http://schemas.microsoft.com/office/drawing/2016/5/11/chartex" xmlns:cx6="http://schemas.microsoft.com/office/drawing/2016/5/12/chartex" xmlns:cx7="http://schemas.microsoft.com/office/drawing/2016/5/13/chartex" xmlns:cx8="http://schemas.microsoft.com/office/drawing/2016/5/14/chartex" xmlns:mc="http://schemas.openxmlformats.org/markup-compatibility/2006" xmlns:aink="http://schemas.microsoft.com/office/drawing/2016/ink" xmlns:am3d="http://schemas.microsoft.com/office/drawing/2017/model3d" xmlns:o="urn:schemas-microsoft-com:office:office" xmlns:oel="http://schemas.microsoft.com/office/2019/extlst" xmlns:r="http://schemas.openxmlformats.org/officeDocument/2006/relationships" xmlns:m="http://schemas.openxmlformats.org/officeDocument/2006/math" xmlns:v="urn:schemas-microsoft-com:vml" xmlns:wp14="http://schemas.microsoft.com/office/word/2010/wordprocessingDrawing" xmlns:wp="http://schemas.openxmlformats.org/drawingml/2006/wordprocessingDrawing" xmlns:w10="urn:schemas-microsoft-com:office:word" xmlns:w="http://schemas.openxmlformats.org/wordprocessingml/2006/main" xmlns:w14="http://schemas.microsoft.com/office/word/2010/wordml" xmlns:w15="http://schemas.microsoft.com/office/word/2012/wordml" xmlns:w16cex="http://schemas.microsoft.com/office/word/2018/wordml/cex" xmlns:w16cid="http://schemas.microsoft.com/office/word/2016/wordml/cid" xmlns:w16="http://schemas.microsoft.com/office/word/2018/wordml" xmlns:w16sdtdh="http://schemas.microsoft.com/office/word/2020/wordml/sdtdatahash" xmlns:w16se="http://schemas.microsoft.com/office/word/2015/wordml/symex" xmlns:wpg="http://schemas.microsoft.com/office/word/2010/wordprocessingGroup" xmlns:wpi="http://schemas.microsoft.com/office/word/2010/wordprocessingInk" xmlns:wne="http://schemas.microsoft.com/office/word/2006/wordml" xmlns:wps="http://schemas.microsoft.com/office/word/2010/wordprocessingShape" mc:Ignorable="w14 w15 w16se w16cid w16 w16cex w16sdtdh wp14">
+  <w:endnote w:type="separator" w:id="-1">
+    <w:p>
+      <w:pPr>
+        <w:spacing w:after="0" w:line="240" w:lineRule="auto"/>
+      </w:pPr>
+      <w:r>
+        <w:separator/>
+      </w:r>
+    </w:p>
+  </w:endnote>
+  <w:endnote w:type="continuationSeparator" w:id="0">
+    <w:p>
+      <w:pPr>
+        <w:spacing w:after="0" w:line="240" w:lineRule="auto"/>
+      </w:pPr>
+      <w:r>
+        <w:continuationSeparator/>
+      </w:r>
+    </w:p>
+  </w:endnote>
+</w:endnotes>
+</file>
+
+<file path=word/footer1.xml><?xml version="1.0" encoding="utf-8"?>
+<w:ftr xmlns:wpc="http://schemas.microsoft.com/office/word/2010/wordprocessingCanvas" xmlns:cx="http://schemas.microsoft.com/office/drawing/2014/chartex" xmlns:cx1="http://schemas.microsoft.com/office/drawing/2015/9/8/chartex" xmlns:cx2="http://schemas.microsoft.com/office/drawing/2015/10/21/chartex" xmlns:cx3="http://schemas.microsoft.com/office/drawing/2016/5/9/chartex" xmlns:cx4="http://schemas.microsoft.com/office/drawing/2016/5/10/chartex" xmlns:cx5="http://schemas.microsoft.com/office/drawing/2016/5/11/chartex" xmlns:cx6="http://schemas.microsoft.com/office/drawing/2016/5/12/chartex" xmlns:cx7="http://schemas.microsoft.com/office/drawing/2016/5/13/chartex" xmlns:cx8="http://schemas.microsoft.com/office/drawing/2016/5/14/chartex" xmlns:mc="http://schemas.openxmlformats.org/markup-compatibility/2006" xmlns:aink="http://schemas.microsoft.com/office/drawing/2016/ink" xmlns:am3d="http://schemas.microsoft.com/office/drawing/2017/model3d" xmlns:o="urn:schemas-microsoft-com:office:office" xmlns:oel="http://schemas.microsoft.com/office/2019/extlst" xmlns:r="http://schemas.openxmlformats.org/officeDocument/2006/relationships" xmlns:m="http://schemas.openxmlformats.org/officeDocument/2006/math" xmlns:v="urn:schemas-microsoft-com:vml" xmlns:wp14="http://schemas.microsoft.com/office/word/2010/wordprocessingDrawing" xmlns:wp="http://schemas.openxmlformats.org/drawingml/2006/wordprocessingDrawing" xmlns:w10="urn:schemas-microsoft-com:office:word" xmlns:w="http://schemas.openxmlformats.org/wordprocessingml/2006/main" xmlns:w14="http://schemas.microsoft.com/office/word/2010/wordml" xmlns:w15="http://schemas.microsoft.com/office/word/2012/wordml" xmlns:w16cex="http://schemas.microsoft.com/office/word/2018/wordml/cex" xmlns:w16cid="http://schemas.microsoft.com/office/word/2016/wordml/cid" xmlns:w16="http://schemas.microsoft.com/office/word/2018/wordml" xmlns:w16sdtdh="http://schemas.microsoft.com/office/word/2020/wordml/sdtdatahash" xmlns:w16se="http://schemas.microsoft.com/office/word/2015/wordml/symex" xmlns:wpg="http://schemas.microsoft.com/office/word/2010/wordprocessingGroup" xmlns:wpi="http://schemas.microsoft.com/office/word/2010/wordprocessingInk" xmlns:wne="http://schemas.microsoft.com/office/word/2006/wordml" xmlns:wps="http://schemas.microsoft.com/office/word/2010/wordprocessingShape" mc:Ignorable="w14 w15 w16se w16cid w16 w16cex w16sdtdh wp14">
+  <w:sdt>
+    <w:sdtPr>
+      <w:id w:val="1992444860"/>
+      <w:docPartObj>
+        <w:docPartGallery w:val="Page Numbers (Bottom of Page)"/>
+        <w:docPartUnique/>
+      </w:docPartObj>
+    </w:sdtPr>
+    <w:sdtContent>
+      <w:p>
+        <w:pPr>
+          <w:pStyle w:val="Pidipagina"/>
+          <w:jc w:val="right"/>
+        </w:pPr>
+        <w:r>
+          <w:fldChar w:fldCharType="begin"/>
+        </w:r>
+        <w:r>
+          <w:instrText>PAGE   \* MERGEFORMAT</w:instrText>
+        </w:r>
+        <w:r>
+          <w:fldChar w:fldCharType="separate"/>
+        </w:r>
+        <w:r>
+          <w:rPr>
+            <w:lang w:val="it-IT"/>
+          </w:rPr>
+          <w:t>2</w:t>
+        </w:r>
+        <w:r>
+          <w:fldChar w:fldCharType="end"/>
+        </w:r>
+      </w:p>
+    </w:sdtContent>
+  </w:sdt>
+  <w:p>
+    <w:pPr>
+      <w:pStyle w:val="Pidipagina"/>
+    </w:pPr>
+  </w:p>
+</w:ftr>
+</file>
+
+<file path=word/footnotes.xml><?xml version="1.0" encoding="utf-8"?>
+<w:footnotes xmlns:wpc="http://schemas.microsoft.com/office/word/2010/wordprocessingCanvas" xmlns:cx="http://schemas.microsoft.com/office/drawing/2014/chartex" xmlns:cx1="http://schemas.microsoft.com/office/drawing/2015/9/8/chartex" xmlns:cx2="http://schemas.microsoft.com/office/drawing/2015/10/21/chartex" xmlns:cx3="http://schemas.microsoft.com/office/drawing/2016/5/9/chartex" xmlns:cx4="http://schemas.microsoft.com/office/drawing/2016/5/10/chartex" xmlns:cx5="http://schemas.microsoft.com/office/drawing/2016/5/11/chartex" xmlns:cx6="http://schemas.microsoft.com/office/drawing/2016/5/12/chartex" xmlns:cx7="http://schemas.microsoft.com/office/drawing/2016/5/13/chartex" xmlns:cx8="http://schemas.microsoft.com/office/drawing/2016/5/14/chartex" xmlns:mc="http://schemas.openxmlformats.org/markup-compatibility/2006" xmlns:aink="http://schemas.microsoft.com/office/drawing/2016/ink" xmlns:am3d="http://schemas.microsoft.com/office/drawing/2017/model3d" xmlns:o="urn:schemas-microsoft-com:office:office" xmlns:oel="http://schemas.microsoft.com/office/2019/extlst" xmlns:r="http://schemas.openxmlformats.org/officeDocument/2006/relationships" xmlns:m="http://schemas.openxmlformats.org/officeDocument/2006/math" xmlns:v="urn:schemas-microsoft-com:vml" xmlns:wp14="http://schemas.microsoft.com/office/word/2010/wordprocessingDrawing" xmlns:wp="http://schemas.openxmlformats.org/drawingml/2006/wordprocessingDrawing" xmlns:w10="urn:schemas-microsoft-com:office:word" xmlns:w="http://schemas.openxmlformats.org/wordprocessingml/2006/main" xmlns:w14="http://schemas.microsoft.com/office/word/2010/wordml" xmlns:w15="http://schemas.microsoft.com/office/word/2012/wordml" xmlns:w16cex="http://schemas.microsoft.com/office/word/2018/wordml/cex" xmlns:w16cid="http://schemas.microsoft.com/office/word/2016/wordml/cid" xmlns:w16="http://schemas.microsoft.com/office/word/2018/wordml" xmlns:w16sdtdh="http://schemas.microsoft.com/office/word/2020/wordml/sdtdatahash" xmlns:w16se="http://schemas.microsoft.com/office/word/2015/wordml/symex" xmlns:wpg="http://schemas.microsoft.com/office/word/2010/wordprocessingGroup" xmlns:wpi="http://schemas.microsoft.com/office/word/2010/wordprocessingInk" xmlns:wne="http://schemas.microsoft.com/office/word/2006/wordml" xmlns:wps="http://schemas.microsoft.com/office/word/2010/wordprocessingShape" mc:Ignorable="w14 w15 w16se w16cid w16 w16cex w16sdtdh wp14">
+  <w:footnote w:type="separator" w:id="-1">
+    <w:p>
+      <w:pPr>
+        <w:spacing w:after="0" w:line="240" w:lineRule="auto"/>
+      </w:pPr>
+      <w:r>
+        <w:separator/>
+      </w:r>
+    </w:p>
+  </w:footnote>
+  <w:footnote w:type="continuationSeparator" w:id="0">
+    <w:p>
+      <w:pPr>
+        <w:spacing w:after="0" w:line="240" w:lineRule="auto"/>
+      </w:pPr>
+      <w:r>
+        <w:continuationSeparator/>
+      </w:r>
+    </w:p>
+  </w:footnote>
+</w:footnotes>
 </file>
 
 <file path=word/numbering.xml><?xml version="1.0" encoding="utf-8"?>
@@ -7297,6 +8549,119 @@
     </w:lvl>
   </w:abstractNum>
   <w:abstractNum w:abstractNumId="8" w15:restartNumberingAfterBreak="0">
+    <w:nsid w:val="6A133922"/>
+    <w:multiLevelType w:val="hybridMultilevel"/>
+    <w:tmpl w:val="0A1C2970"/>
+    <w:lvl w:ilvl="0" w:tplc="08100001">
+      <w:start w:val="1"/>
+      <w:numFmt w:val="bullet"/>
+      <w:lvlText w:val=""/>
+      <w:lvlJc w:val="left"/>
+      <w:pPr>
+        <w:ind w:left="720" w:hanging="360"/>
+      </w:pPr>
+      <w:rPr>
+        <w:rFonts w:ascii="Symbol" w:hAnsi="Symbol" w:hint="default"/>
+      </w:rPr>
+    </w:lvl>
+    <w:lvl w:ilvl="1" w:tplc="08100003" w:tentative="1">
+      <w:start w:val="1"/>
+      <w:numFmt w:val="bullet"/>
+      <w:lvlText w:val="o"/>
+      <w:lvlJc w:val="left"/>
+      <w:pPr>
+        <w:ind w:left="1440" w:hanging="360"/>
+      </w:pPr>
+      <w:rPr>
+        <w:rFonts w:ascii="Courier New" w:hAnsi="Courier New" w:cs="Courier New" w:hint="default"/>
+      </w:rPr>
+    </w:lvl>
+    <w:lvl w:ilvl="2" w:tplc="08100005" w:tentative="1">
+      <w:start w:val="1"/>
+      <w:numFmt w:val="bullet"/>
+      <w:lvlText w:val=""/>
+      <w:lvlJc w:val="left"/>
+      <w:pPr>
+        <w:ind w:left="2160" w:hanging="360"/>
+      </w:pPr>
+      <w:rPr>
+        <w:rFonts w:ascii="Wingdings" w:hAnsi="Wingdings" w:hint="default"/>
+      </w:rPr>
+    </w:lvl>
+    <w:lvl w:ilvl="3" w:tplc="08100001" w:tentative="1">
+      <w:start w:val="1"/>
+      <w:numFmt w:val="bullet"/>
+      <w:lvlText w:val=""/>
+      <w:lvlJc w:val="left"/>
+      <w:pPr>
+        <w:ind w:left="2880" w:hanging="360"/>
+      </w:pPr>
+      <w:rPr>
+        <w:rFonts w:ascii="Symbol" w:hAnsi="Symbol" w:hint="default"/>
+      </w:rPr>
+    </w:lvl>
+    <w:lvl w:ilvl="4" w:tplc="08100003" w:tentative="1">
+      <w:start w:val="1"/>
+      <w:numFmt w:val="bullet"/>
+      <w:lvlText w:val="o"/>
+      <w:lvlJc w:val="left"/>
+      <w:pPr>
+        <w:ind w:left="3600" w:hanging="360"/>
+      </w:pPr>
+      <w:rPr>
+        <w:rFonts w:ascii="Courier New" w:hAnsi="Courier New" w:cs="Courier New" w:hint="default"/>
+      </w:rPr>
+    </w:lvl>
+    <w:lvl w:ilvl="5" w:tplc="08100005" w:tentative="1">
+      <w:start w:val="1"/>
+      <w:numFmt w:val="bullet"/>
+      <w:lvlText w:val=""/>
+      <w:lvlJc w:val="left"/>
+      <w:pPr>
+        <w:ind w:left="4320" w:hanging="360"/>
+      </w:pPr>
+      <w:rPr>
+        <w:rFonts w:ascii="Wingdings" w:hAnsi="Wingdings" w:hint="default"/>
+      </w:rPr>
+    </w:lvl>
+    <w:lvl w:ilvl="6" w:tplc="08100001" w:tentative="1">
+      <w:start w:val="1"/>
+      <w:numFmt w:val="bullet"/>
+      <w:lvlText w:val=""/>
+      <w:lvlJc w:val="left"/>
+      <w:pPr>
+        <w:ind w:left="5040" w:hanging="360"/>
+      </w:pPr>
+      <w:rPr>
+        <w:rFonts w:ascii="Symbol" w:hAnsi="Symbol" w:hint="default"/>
+      </w:rPr>
+    </w:lvl>
+    <w:lvl w:ilvl="7" w:tplc="08100003" w:tentative="1">
+      <w:start w:val="1"/>
+      <w:numFmt w:val="bullet"/>
+      <w:lvlText w:val="o"/>
+      <w:lvlJc w:val="left"/>
+      <w:pPr>
+        <w:ind w:left="5760" w:hanging="360"/>
+      </w:pPr>
+      <w:rPr>
+        <w:rFonts w:ascii="Courier New" w:hAnsi="Courier New" w:cs="Courier New" w:hint="default"/>
+      </w:rPr>
+    </w:lvl>
+    <w:lvl w:ilvl="8" w:tplc="08100005" w:tentative="1">
+      <w:start w:val="1"/>
+      <w:numFmt w:val="bullet"/>
+      <w:lvlText w:val=""/>
+      <w:lvlJc w:val="left"/>
+      <w:pPr>
+        <w:ind w:left="6480" w:hanging="360"/>
+      </w:pPr>
+      <w:rPr>
+        <w:rFonts w:ascii="Wingdings" w:hAnsi="Wingdings" w:hint="default"/>
+      </w:rPr>
+    </w:lvl>
+  </w:abstractNum>
+  <w:abstractNum w:abstractNumId="9" w15:restartNumberingAfterBreak="0">
     <w:nsid w:val="6A495208"/>
     <w:multiLevelType w:val="multilevel"/>
     <w:tmpl w:val="83A6F526"/>
@@ -7445,7 +8810,7 @@
       </w:rPr>
     </w:lvl>
   </w:abstractNum>
-  <w:abstractNum w:abstractNumId="9" w15:restartNumberingAfterBreak="0">
+  <w:abstractNum w:abstractNumId="10" w15:restartNumberingAfterBreak="0">
     <w:nsid w:val="6EC07824"/>
     <w:multiLevelType w:val="hybridMultilevel"/>
     <w:tmpl w:val="97FE83E4"/>
@@ -7565,7 +8930,7 @@
     <w:abstractNumId w:val="3"/>
   </w:num>
   <w:num w:numId="3" w16cid:durableId="711155206">
-    <w:abstractNumId w:val="8"/>
+    <w:abstractNumId w:val="9"/>
   </w:num>
   <w:num w:numId="4" w16cid:durableId="2137990385">
     <w:abstractNumId w:val="6"/>
@@ -7586,7 +8951,10 @@
     <w:abstractNumId w:val="7"/>
   </w:num>
   <w:num w:numId="10" w16cid:durableId="86660701">
-    <w:abstractNumId w:val="9"/>
+    <w:abstractNumId w:val="10"/>
+  </w:num>
+  <w:num w:numId="11" w16cid:durableId="278994654">
+    <w:abstractNumId w:val="8"/>
   </w:num>
 </w:numbering>
 </file>
@@ -8508,6 +9876,126 @@
       <w:spacing w:val="5"/>
     </w:rPr>
   </w:style>
+  <w:style w:type="paragraph" w:styleId="Nessunaspaziatura">
+    <w:name w:val="No Spacing"/>
+    <w:link w:val="NessunaspaziaturaCarattere"/>
+    <w:uiPriority w:val="1"/>
+    <w:qFormat/>
+    <w:rsid w:val="00CB3AFF"/>
+    <w:pPr>
+      <w:spacing w:after="0" w:line="240" w:lineRule="auto"/>
+    </w:pPr>
+    <w:rPr>
+      <w:rFonts w:eastAsiaTheme="minorEastAsia"/>
+      <w:kern w:val="0"/>
+      <w:sz w:val="22"/>
+      <w:szCs w:val="22"/>
+      <w:lang w:eastAsia="it-CH"/>
+      <w14:ligatures w14:val="none"/>
+    </w:rPr>
+  </w:style>
+  <w:style w:type="character" w:customStyle="1" w:styleId="NessunaspaziaturaCarattere">
+    <w:name w:val="Nessuna spaziatura Carattere"/>
+    <w:basedOn w:val="Carpredefinitoparagrafo"/>
+    <w:link w:val="Nessunaspaziatura"/>
+    <w:uiPriority w:val="1"/>
+    <w:rsid w:val="00CB3AFF"/>
+    <w:rPr>
+      <w:rFonts w:eastAsiaTheme="minorEastAsia"/>
+      <w:kern w:val="0"/>
+      <w:sz w:val="22"/>
+      <w:szCs w:val="22"/>
+      <w:lang w:eastAsia="it-CH"/>
+      <w14:ligatures w14:val="none"/>
+    </w:rPr>
+  </w:style>
+  <w:style w:type="paragraph" w:styleId="Titolosommario">
+    <w:name w:val="TOC Heading"/>
+    <w:basedOn w:val="Titolo1"/>
+    <w:next w:val="Normale"/>
+    <w:uiPriority w:val="39"/>
+    <w:unhideWhenUsed/>
+    <w:qFormat/>
+    <w:rsid w:val="00CB3AFF"/>
+    <w:pPr>
+      <w:spacing w:before="240" w:after="0" w:line="259" w:lineRule="auto"/>
+      <w:outlineLvl w:val="9"/>
+    </w:pPr>
+    <w:rPr>
+      <w:kern w:val="0"/>
+      <w:sz w:val="32"/>
+      <w:szCs w:val="32"/>
+      <w:lang w:eastAsia="it-CH"/>
+      <w14:ligatures w14:val="none"/>
+    </w:rPr>
+  </w:style>
+  <w:style w:type="paragraph" w:styleId="Sommario1">
+    <w:name w:val="toc 1"/>
+    <w:basedOn w:val="Normale"/>
+    <w:next w:val="Normale"/>
+    <w:autoRedefine/>
+    <w:uiPriority w:val="39"/>
+    <w:unhideWhenUsed/>
+    <w:rsid w:val="00CB3AFF"/>
+    <w:pPr>
+      <w:spacing w:after="100"/>
+    </w:pPr>
+  </w:style>
+  <w:style w:type="character" w:styleId="Collegamentoipertestuale">
+    <w:name w:val="Hyperlink"/>
+    <w:basedOn w:val="Carpredefinitoparagrafo"/>
+    <w:uiPriority w:val="99"/>
+    <w:unhideWhenUsed/>
+    <w:rsid w:val="00CB3AFF"/>
+    <w:rPr>
+      <w:color w:val="467886" w:themeColor="hyperlink"/>
+      <w:u w:val="single"/>
+    </w:rPr>
+  </w:style>
+  <w:style w:type="paragraph" w:styleId="Intestazione">
+    <w:name w:val="header"/>
+    <w:basedOn w:val="Normale"/>
+    <w:link w:val="IntestazioneCarattere"/>
+    <w:uiPriority w:val="99"/>
+    <w:unhideWhenUsed/>
+    <w:rsid w:val="000B1D31"/>
+    <w:pPr>
+      <w:tabs>
+        <w:tab w:val="center" w:pos="4819"/>
+        <w:tab w:val="right" w:pos="9638"/>
+      </w:tabs>
+      <w:spacing w:after="0" w:line="240" w:lineRule="auto"/>
+    </w:pPr>
+  </w:style>
+  <w:style w:type="character" w:customStyle="1" w:styleId="IntestazioneCarattere">
+    <w:name w:val="Intestazione Carattere"/>
+    <w:basedOn w:val="Carpredefinitoparagrafo"/>
+    <w:link w:val="Intestazione"/>
+    <w:uiPriority w:val="99"/>
+    <w:rsid w:val="000B1D31"/>
+  </w:style>
+  <w:style w:type="paragraph" w:styleId="Pidipagina">
+    <w:name w:val="footer"/>
+    <w:basedOn w:val="Normale"/>
+    <w:link w:val="PidipaginaCarattere"/>
+    <w:uiPriority w:val="99"/>
+    <w:unhideWhenUsed/>
+    <w:rsid w:val="000B1D31"/>
+    <w:pPr>
+      <w:tabs>
+        <w:tab w:val="center" w:pos="4819"/>
+        <w:tab w:val="right" w:pos="9638"/>
+      </w:tabs>
+      <w:spacing w:after="0" w:line="240" w:lineRule="auto"/>
+    </w:pPr>
+  </w:style>
+  <w:style w:type="character" w:customStyle="1" w:styleId="PidipaginaCarattere">
+    <w:name w:val="Piè di pagina Carattere"/>
+    <w:basedOn w:val="Carpredefinitoparagrafo"/>
+    <w:link w:val="Pidipagina"/>
+    <w:uiPriority w:val="99"/>
+    <w:rsid w:val="000B1D31"/>
+  </w:style>
 </w:styles>
 </file>
 
@@ -8804,4 +10292,16 @@
     </a:ext>
   </a:extLst>
 </a:theme>
+</file>
+
+<file path=customXml/item1.xml><?xml version="1.0" encoding="utf-8"?>
+<b:Sources xmlns:b="http://schemas.openxmlformats.org/officeDocument/2006/bibliography" xmlns="http://schemas.openxmlformats.org/officeDocument/2006/bibliography" SelectedStyle="\APASixthEditionOfficeOnline.xsl" StyleName="APA" Version="6"/>
+</file>
+
+<file path=customXml/itemProps1.xml><?xml version="1.0" encoding="utf-8"?>
+<ds:datastoreItem xmlns:ds="http://schemas.openxmlformats.org/officeDocument/2006/customXml" ds:itemID="{27D94DD5-4EAA-4262-A4C3-DC7677339CCB}">
+  <ds:schemaRefs>
+    <ds:schemaRef ds:uri="http://schemas.openxmlformats.org/officeDocument/2006/bibliography"/>
+  </ds:schemaRefs>
+</ds:datastoreItem>
 </file>